--- a/Evidencias CAPSTONE/Fase 1/Evidencias grupales/1.4_APT122_FormativaFase1.docx
+++ b/Evidencias CAPSTONE/Fase 1/Evidencias grupales/1.4_APT122_FormativaFase1.docx
@@ -63,7 +63,7 @@
               <w:drawing>
                 <wp:inline xmlns:a="http://schemas.openxmlformats.org/drawingml/2006/main" xmlns:pic="http://schemas.openxmlformats.org/drawingml/2006/picture">
                   <wp:extent cx="1600200" cy="457969"/>
-                  <wp:docPr id="1" name="Picture 1"/>
+                  <wp:docPr id="1" name="Picture 1" descr="Logotipos institucionales de Maleta Didáctica y Duoc UC" title="Logotipos institucionales de Maleta Didáctica y Duoc UC"/>
                   <wp:cNvGraphicFramePr>
                     <a:graphicFrameLocks noChangeAspect="1"/>
                   </wp:cNvGraphicFramePr>
@@ -655,7 +655,7 @@
           <w:color w:val="777777"/>
           <w:sz w:val="17"/>
         </w:rPr>
-        <w:t>Informe técnico elaborado conforme a 1.4_APT122_FormativaFase1 y a la definición vigente del proyecto Alunza.</w:t>
+        <w:t>Informe técnico actualizado al cierre documental de la semana 4 (02/09/2026) y a la revisión técnica del 04/09/2026, conforme a 1.4_APT122_FormativaFase1 y a la definición vigente de Alunza. La arquitectura híbrida está definida; el alcance funcional permanece planificado y la implementación comienza en Sprint 2.</w:t>
       </w:r>
     </w:p>
     <w:p>
@@ -1133,7 +1133,7 @@
                 <w:color w:val="252525"/>
                 <w:sz w:val="20"/>
               </w:rPr>
-              <w:t>8</w:t>
+              <w:t>9</w:t>
             </w:r>
           </w:p>
         </w:tc>
@@ -1192,7 +1192,7 @@
                 <w:color w:val="252525"/>
                 <w:sz w:val="20"/>
               </w:rPr>
-              <w:t>9</w:t>
+              <w:t>10</w:t>
             </w:r>
           </w:p>
         </w:tc>
@@ -1251,7 +1251,7 @@
                 <w:color w:val="252525"/>
                 <w:sz w:val="20"/>
               </w:rPr>
-              <w:t>10</w:t>
+              <w:t>11</w:t>
             </w:r>
           </w:p>
         </w:tc>
@@ -1310,7 +1310,7 @@
                 <w:color w:val="252525"/>
                 <w:sz w:val="20"/>
               </w:rPr>
-              <w:t>11</w:t>
+              <w:t>12</w:t>
             </w:r>
           </w:p>
         </w:tc>
@@ -1369,7 +1369,7 @@
                 <w:color w:val="252525"/>
                 <w:sz w:val="20"/>
               </w:rPr>
-              <w:t>13</w:t>
+              <w:t>14</w:t>
             </w:r>
           </w:p>
         </w:tc>
@@ -1428,7 +1428,7 @@
                 <w:color w:val="252525"/>
                 <w:sz w:val="20"/>
               </w:rPr>
-              <w:t>14</w:t>
+              <w:t>15</w:t>
             </w:r>
           </w:p>
         </w:tc>
@@ -1487,7 +1487,7 @@
                 <w:color w:val="252525"/>
                 <w:sz w:val="20"/>
               </w:rPr>
-              <w:t>14</w:t>
+              <w:t>15</w:t>
             </w:r>
           </w:p>
         </w:tc>
@@ -1546,7 +1546,7 @@
                 <w:color w:val="252525"/>
                 <w:sz w:val="20"/>
               </w:rPr>
-              <w:t>15</w:t>
+              <w:t>16</w:t>
             </w:r>
           </w:p>
         </w:tc>
@@ -1605,7 +1605,7 @@
                 <w:color w:val="252525"/>
                 <w:sz w:val="20"/>
               </w:rPr>
-              <w:t>16</w:t>
+              <w:t>17</w:t>
             </w:r>
           </w:p>
         </w:tc>
@@ -1666,7 +1666,7 @@
           <w:i w:val="0"/>
           <w:sz w:val="22"/>
         </w:rPr>
-        <w:t>Alunza is a web-based intelligent tutoring and learning analytics platform for introductory JavaScript programming courses. The project addresses two connected problems: students often receive a correct-or-incorrect result without understanding the cause of an error, while instructors lack timely and explainable evidence about the learning process behind each submission. The proposed minimum viable product will allow instructors to manage a class, publish short coding activities, upload official course material and inspect recurring difficulties. Students will write and execute controlled JavaScript code, receive deterministic test-case results, request progressive hints and access feedback grounded in authorized course documents through a minimal retrieval-augmented generation pipeline. The language model will support structured diagnosis and feedback, but it will not replace deterministic execution, authorization rules, event tracking or human academic judgment. A three-person team will develop the MVP over eighteen weeks using a lightweight Scrum approach, public version control, automated tests and reproducible Docker deployment. Success will be demonstrated through a stable end-to-end flow, explainable teacher signals, safe degradation when AI services fail, business-intelligence indicators and verifiable technical evidence aligned with the CAPSTONE graduate-profile competencies.</w:t>
+        <w:t>Alunza is a web-based intelligent tutoring platform for introductory JavaScript programming courses. It addresses two connected problems: students often receive a correct-or-incorrect result without understanding the cause of an error, while instructors lack timely and explainable evidence about the learning process behind each submission. The planned minimum viable product includes three roles. Administrators will govern organizations, users and roles, courses and classes, concepts, reusable exercises, authorized RAG materials, signal rules, audit records and operational CSV exports. Instructors will publish short coding activities and review deterministic evidence, while students will execute controlled JavaScript code, receive test-case results, request progressive hints and access feedback grounded in authorized course documents. Generative AI with retrieval-augmented generation will support structured explanations and hints, but it will not replace deterministic execution, authorization, event tracking, progress rules or human academic judgment. A three-person team will develop the MVP over eighteen weeks using lightweight Scrum, public version control, automated tests, reproducible local Docker tooling and a hybrid Vercel-Supabase-Azure deployment. Success will be demonstrated through a stable end-to-end flow, organization isolation, explainable teacher signals, safe degradation when AI services fail and verifiable technical evidence aligned with the CAPSTONE graduate-profile competencies.</w:t>
       </w:r>
     </w:p>
     <w:p>
@@ -1680,14 +1680,7 @@
           <w:b/>
           <w:sz w:val="22"/>
         </w:rPr>
-        <w:t xml:space="preserve">Keywords: </w:t>
-      </w:r>
-      <w:r>
-        <w:rPr>
-          <w:rFonts w:ascii="Arial" w:hAnsi="Arial" w:eastAsia="Arial"/>
-          <w:sz w:val="22"/>
-        </w:rPr>
-        <w:t>intelligent tutoring, introductory programming, JavaScript, learning analytics, RAG, explainable feedback, software quality.</w:t>
+        <w:t>Keywords: intelligent tutoring, introductory programming, JavaScript, generative AI, RAG, deterministic signals, explainable feedback, software quality.</w:t>
       </w:r>
     </w:p>
     <w:p>
@@ -1716,7 +1709,7 @@
           <w:i w:val="0"/>
           <w:sz w:val="22"/>
         </w:rPr>
-        <w:t>Alunza es una plataforma web de tutoría inteligente y analítica de aprendizaje para cursos introductorios de programación con JavaScript. El proyecto aborda dos problemas relacionados: los estudiantes suelen recibir un resultado correcto o incorrecto sin comprender la causa del error, mientras que los profesores carecen de evidencia oportuna y explicable sobre el proceso detrás de cada entrega. El producto mínimo viable permitirá que el profesor administre una clase, publique actividades de código corto, cargue material oficial y revise dificultades recurrentes. El estudiante podrá escribir y ejecutar código JavaScript de forma controlada, recibir resultados determinísticos mediante casos de prueba, solicitar pistas progresivas y acceder a retroalimentación fundamentada en documentos autorizados mediante un RAG mínimo. El modelo de lenguaje apoyará el diagnóstico estructurado y la redacción del feedback, pero no reemplazará la ejecución técnica, las reglas de autorización, la trazabilidad ni el juicio académico humano. El MVP será desarrollado por tres integrantes durante dieciocho semanas con Scrum ligero, control de versiones público, pruebas automatizadas, despliegue reproducible con Docker e indicadores de inteligencia de negocios. El éxito se evaluará mediante una ruta de extremo a extremo estable, señales docentes explicables y evidencia técnica verificable.</w:t>
+        <w:t>Alunza es una plataforma web de tutoría inteligente para cursos introductorios de programación con JavaScript. Aborda dos problemas relacionados: los estudiantes suelen recibir un resultado correcto o incorrecto sin comprender la causa del error, mientras que los profesores carecen de evidencia oportuna y explicable sobre el proceso detrás de cada entrega. El MVP planificado contempla tres roles. El administrador gobernará organizaciones, usuarios y roles, cursos y clases, conceptos, ejercicios reutilizables, materiales RAG, reglas de señales, auditoría y exportaciones CSV operativas. El profesor publicará actividades y revisará evidencia determinística; el estudiante ejecutará código controlado, recibirá resultados de casos de prueba, solicitará pistas y accederá a retroalimentación fundamentada en documentos autorizados. La IA generativa con RAG apoyará explicaciones y pistas estructuradas, pero no reemplazará la ejecución técnica, la autorización, la trazabilidad, las reglas de progreso ni el juicio académico humano. Tres integrantes desarrollarán el MVP durante dieciocho semanas con Scrum ligero, control de versiones público, pruebas automatizadas, entorno local reproducible con Docker Compose y despliegue híbrido en Vercel, Supabase y Azure. El éxito se evaluará mediante una ruta de extremo a extremo estable, aislamiento por organización, señales docentes explicables, degradación segura y evidencia técnica verificable.</w:t>
       </w:r>
     </w:p>
     <w:p>
@@ -1730,14 +1723,7 @@
           <w:b/>
           <w:sz w:val="22"/>
         </w:rPr>
-        <w:t xml:space="preserve">Palabras clave: </w:t>
-      </w:r>
-      <w:r>
-        <w:rPr>
-          <w:rFonts w:ascii="Arial" w:hAnsi="Arial" w:eastAsia="Arial"/>
-          <w:sz w:val="22"/>
-        </w:rPr>
-        <w:t>tutoría inteligente, Programación I, JavaScript, analítica educativa, RAG, feedback explicable, calidad de software.</w:t>
+        <w:t>Palabras clave: tutoría inteligente, Programación I, JavaScript, IA generativa, RAG, señales determinísticas, feedback explicable, calidad de software.</w:t>
       </w:r>
     </w:p>
     <w:p>
@@ -1968,14 +1954,7 @@
                 <w:color w:val="252525"/>
                 <w:sz w:val="20"/>
               </w:rPr>
-              <w:t>Estudiante</w:t>
-            </w:r>
-            <w:r>
-              <w:rPr>
-                <w:rFonts w:ascii="Arial" w:hAnsi="Arial" w:eastAsia="Arial"/>
-                <w:color w:val="252525"/>
-                <w:sz w:val="20"/>
-              </w:rPr>
+              <w:t>Administrador</w:t>
             </w:r>
           </w:p>
         </w:tc>
@@ -2002,7 +1981,7 @@
                 <w:color w:val="252525"/>
                 <w:sz w:val="20"/>
               </w:rPr>
-              <w:t>Comprender por qué falla su solución y qué intentar a continuación.</w:t>
+              <w:t>Gobernar la estructura institucional sin acceder a datos de otra organización.</w:t>
             </w:r>
           </w:p>
         </w:tc>
@@ -2029,7 +2008,94 @@
                 <w:color w:val="252525"/>
                 <w:sz w:val="20"/>
               </w:rPr>
-              <w:t>Casos de prueba, pistas progresivas, explicación contextual y referencia al material del curso.</w:t>
+              <w:t>Organizaciones, usuarios/roles, cursos/clases, taxonomía, banco, materiales RAG, reglas, auditoría y exportaciones CSV operativas.</w:t>
+            </w:r>
+          </w:p>
+        </w:tc>
+      </w:tr>
+      <w:tr>
+        <w:trPr>
+          <w:cantSplit/>
+        </w:trPr>
+        <w:tc>
+          <w:tcPr>
+            <w:tcW w:type="dxa" w:w="1656"/>
+            <w:shd w:fill="FFFFFF" w:val="clear"/>
+            <w:tcMar>
+              <w:top w:w="70" w:type="dxa"/>
+              <w:start w:w="85" w:type="dxa"/>
+              <w:bottom w:w="70" w:type="dxa"/>
+              <w:end w:w="85" w:type="dxa"/>
+            </w:tcMar>
+            <w:vAlign w:val="top"/>
+          </w:tcPr>
+          <w:p>
+            <w:pPr>
+              <w:spacing w:after="0" w:line="240" w:lineRule="auto"/>
+              <w:jc w:val="left"/>
+            </w:pPr>
+            <w:r>
+              <w:rPr>
+                <w:rFonts w:ascii="Arial" w:hAnsi="Arial" w:eastAsia="Arial"/>
+                <w:b/>
+                <w:color w:val="252525"/>
+                <w:sz w:val="20"/>
+              </w:rPr>
+              <w:t>Profesor</w:t>
+            </w:r>
+          </w:p>
+        </w:tc>
+        <w:tc>
+          <w:tcPr>
+            <w:tcW w:type="dxa" w:w="3528"/>
+            <w:shd w:fill="FFFFFF" w:val="clear"/>
+            <w:tcMar>
+              <w:top w:w="70" w:type="dxa"/>
+              <w:start w:w="85" w:type="dxa"/>
+              <w:bottom w:w="70" w:type="dxa"/>
+              <w:end w:w="85" w:type="dxa"/>
+            </w:tcMar>
+            <w:vAlign w:val="top"/>
+          </w:tcPr>
+          <w:p>
+            <w:pPr>
+              <w:spacing w:after="0" w:line="240" w:lineRule="auto"/>
+              <w:jc w:val="left"/>
+            </w:pPr>
+            <w:r>
+              <w:rPr>
+                <w:rFonts w:ascii="Arial" w:hAnsi="Arial" w:eastAsia="Arial"/>
+                <w:color w:val="252525"/>
+                <w:sz w:val="20"/>
+              </w:rPr>
+              <w:t>Identificar dificultades sin revisar manualmente cada ejecución.</w:t>
+            </w:r>
+          </w:p>
+        </w:tc>
+        <w:tc>
+          <w:tcPr>
+            <w:tcW w:type="dxa" w:w="4536"/>
+            <w:shd w:fill="FFFFFF" w:val="clear"/>
+            <w:tcMar>
+              <w:top w:w="70" w:type="dxa"/>
+              <w:start w:w="85" w:type="dxa"/>
+              <w:bottom w:w="70" w:type="dxa"/>
+              <w:end w:w="85" w:type="dxa"/>
+            </w:tcMar>
+            <w:vAlign w:val="top"/>
+          </w:tcPr>
+          <w:p>
+            <w:pPr>
+              <w:spacing w:after="0" w:line="240" w:lineRule="auto"/>
+              <w:jc w:val="left"/>
+            </w:pPr>
+            <w:r>
+              <w:rPr>
+                <w:rFonts w:ascii="Arial" w:hAnsi="Arial" w:eastAsia="Arial"/>
+                <w:color w:val="252525"/>
+                <w:sz w:val="20"/>
+              </w:rPr>
+              <w:t>Resumen de actividad, errores frecuentes, progreso y señales de inactividad, error repetido y estancamiento con evidencia.</w:t>
             </w:r>
           </w:p>
         </w:tc>
@@ -2062,14 +2128,7 @@
                 <w:color w:val="252525"/>
                 <w:sz w:val="20"/>
               </w:rPr>
-              <w:t>Profesor</w:t>
-            </w:r>
-            <w:r>
-              <w:rPr>
-                <w:rFonts w:ascii="Arial" w:hAnsi="Arial" w:eastAsia="Arial"/>
-                <w:color w:val="252525"/>
-                <w:sz w:val="20"/>
-              </w:rPr>
+              <w:t>Estudiante</w:t>
             </w:r>
           </w:p>
         </w:tc>
@@ -2096,7 +2155,7 @@
                 <w:color w:val="252525"/>
                 <w:sz w:val="20"/>
               </w:rPr>
-              <w:t>Identificar dificultades sin revisar manualmente cada ejecución.</w:t>
+              <w:t>Comprender por qué falla su solución y qué intentar a continuación.</w:t>
             </w:r>
           </w:p>
         </w:tc>
@@ -2123,7 +2182,7 @@
                 <w:color w:val="252525"/>
                 <w:sz w:val="20"/>
               </w:rPr>
-              <w:t>Resumen de actividad, errores frecuentes, progreso y señales de inactividad, error repetido y estancamiento con evidencia.</w:t>
+              <w:t>Casos de prueba, pistas progresivas, explicación contextual y referencia al material del curso.</w:t>
             </w:r>
           </w:p>
         </w:tc>
@@ -2255,7 +2314,7 @@
           <w:i w:val="0"/>
           <w:sz w:val="22"/>
         </w:rPr>
-        <w:t>El proyecto es relevante para Ingeniería en Informática porque exige diseñar e integrar una aplicación completa, no un módulo aislado. Moviliza desarrollo web, arquitectura, modelado de datos, seguridad, aseguramiento de calidad, despliegue, gestión de proyecto e integración responsable de inteligencia artificial. Estas capacidades permiten construir evidencias comparables con el trabajo de equipos de producto digital, EdTech, analítica de datos y modernización de servicios.</w:t>
+        <w:t>El proyecto es relevante para Ingeniería en Informática porque exige diseñar e integrar una aplicación completa, no un módulo aislado. Moviliza desarrollo web, arquitectura, modelado de datos, seguridad, aseguramiento de calidad, despliegue, gestión de proyecto e integración responsable de inteligencia artificial. Estas capacidades permiten construir evidencias comparables con el trabajo de equipos de producto digital, EdTech, productos basados en datos y modernización de servicios.</w:t>
       </w:r>
     </w:p>
     <w:p>
@@ -2269,7 +2328,7 @@
           <w:i w:val="0"/>
           <w:sz w:val="22"/>
         </w:rPr>
-        <w:t>La propuesta también responde a una necesidad organizacional concreta: convertir datos técnicos de práctica en información accionable sin reemplazar al docente. Su orientación SaaS B2B permite proyectar validaciones con instituciones de educación superior, mientras que el MVP conserva una sola organización, una asignatura y una vertical reducida. De esta forma, combina impacto educativo, proyección profesional y una dimensión abordable en CAPSTONE [3] [6] [7].</w:t>
+        <w:t>La propuesta también responde a una necesidad organizacional concreta: convertir datos técnicos de práctica en información accionable sin reemplazar al docente. Su orientación SaaS B2B exige aislamiento multi-organización y un módulo administrativo amplio, pero controlado. La demostración utilizará dos organizaciones y una vertical reducida de Programación I con datos exclusivamente sintéticos y rotulados. De esta forma, combina impacto educativo, proyección profesional y una dimensión abordable en CAPSTONE [3] [6] [7].</w:t>
       </w:r>
     </w:p>
     <w:tbl>
@@ -2381,7 +2440,7 @@
           <w:i w:val="0"/>
           <w:sz w:val="22"/>
         </w:rPr>
-        <w:t>Desarrollar y validar, durante las 18 semanas de CAPSTONE, un MVP web de tutoría inteligente para Programación I que combine evaluación determinística de código JavaScript, feedback adaptativo, recuperación de material oficial mediante RAG y analítica docente explicable.</w:t>
+        <w:t>Desarrollar y validar, durante las 18 semanas de CAPSTONE, un MVP web de tutoría inteligente para Programación I que combine administración multi-organización, evaluación determinística de código JavaScript, feedback progresivo, recuperación de material oficial mediante RAG y un panel docente de evidencia explicable.</w:t>
       </w:r>
     </w:p>
     <w:p>
@@ -2419,7 +2478,7 @@
           <w:rFonts w:ascii="Arial" w:hAnsi="Arial" w:eastAsia="Arial"/>
           <w:sz w:val="22"/>
         </w:rPr>
-        <w:t>Implementar el flujo de clase, actividad, ejercicio, intento, evaluación, feedback y reintento.</w:t>
+        <w:t>Implementar la administración multi-organización y el flujo de clase, actividad, ejercicio, intento, evaluación, feedback y reintento.</w:t>
       </w:r>
     </w:p>
     <w:p>
@@ -2488,7 +2547,7 @@
           <w:rFonts w:ascii="Arial" w:hAnsi="Arial" w:eastAsia="Arial"/>
           <w:sz w:val="22"/>
         </w:rPr>
-        <w:t>Clasificar resultados y errores mediante una taxonomía controlada y una salida validada por el backend.</w:t>
+        <w:t>Normalizar resultados técnicos mediante una taxonomía determinística y validar en el backend el contrato de salida de IA/RAG.</w:t>
       </w:r>
     </w:p>
     <w:p>
@@ -2573,14 +2632,13 @@
           <w:color w:val="F2B800"/>
           <w:sz w:val="22"/>
         </w:rPr>
-        <w:t xml:space="preserve">8. </w:t>
+        <w:t>8. Entregar una solución reproducible localmente con Docker Compose y Supabase CLI, desplegable en Vercel, Supabase y Azure, con pruebas, documentación y contribuciones verificables.</w:t>
       </w:r>
       <w:r>
         <w:rPr>
           <w:rFonts w:ascii="Arial" w:hAnsi="Arial" w:eastAsia="Arial"/>
           <w:sz w:val="22"/>
         </w:rPr>
-        <w:t>Entregar una solución reproducible con Docker, pruebas, documentación y contribuciones verificables.</w:t>
       </w:r>
     </w:p>
     <w:p>
@@ -2735,6 +2793,92 @@
                 <w:color w:val="252525"/>
                 <w:sz w:val="20"/>
               </w:rPr>
+              <w:t>Administración</w:t>
+            </w:r>
+          </w:p>
+        </w:tc>
+        <w:tc>
+          <w:tcPr>
+            <w:tcW w:type="dxa" w:w="5544"/>
+            <w:shd w:fill="FFFFFF" w:val="clear"/>
+            <w:tcMar>
+              <w:top w:w="70" w:type="dxa"/>
+              <w:start w:w="85" w:type="dxa"/>
+              <w:bottom w:w="70" w:type="dxa"/>
+              <w:end w:w="85" w:type="dxa"/>
+            </w:tcMar>
+            <w:vAlign w:val="top"/>
+          </w:tcPr>
+          <w:p>
+            <w:pPr>
+              <w:spacing w:after="0" w:line="240" w:lineRule="auto"/>
+              <w:jc w:val="left"/>
+            </w:pPr>
+            <w:r>
+              <w:rPr>
+                <w:rFonts w:ascii="Arial" w:hAnsi="Arial" w:eastAsia="Arial"/>
+                <w:color w:val="252525"/>
+                <w:sz w:val="20"/>
+              </w:rPr>
+              <w:t>CRUD controlado y archivado de organizaciones, usuarios/roles, cursos/clases, taxonomía, ejercicios, materiales RAG y reglas; auditoría y exportación CSV.</w:t>
+            </w:r>
+          </w:p>
+        </w:tc>
+        <w:tc>
+          <w:tcPr>
+            <w:tcW w:type="dxa" w:w="2448"/>
+            <w:shd w:fill="FFFFFF" w:val="clear"/>
+            <w:tcMar>
+              <w:top w:w="70" w:type="dxa"/>
+              <w:start w:w="85" w:type="dxa"/>
+              <w:bottom w:w="70" w:type="dxa"/>
+              <w:end w:w="85" w:type="dxa"/>
+            </w:tcMar>
+            <w:vAlign w:val="top"/>
+          </w:tcPr>
+          <w:p>
+            <w:pPr>
+              <w:spacing w:after="0" w:line="240" w:lineRule="auto"/>
+              <w:jc w:val="left"/>
+            </w:pPr>
+            <w:r>
+              <w:rPr>
+                <w:rFonts w:ascii="Arial" w:hAnsi="Arial" w:eastAsia="Arial"/>
+                <w:color w:val="252525"/>
+                <w:sz w:val="20"/>
+              </w:rPr>
+              <w:t>2 organizaciones y 2 administradores; aislamiento y trazabilidad verificables.</w:t>
+            </w:r>
+          </w:p>
+        </w:tc>
+      </w:tr>
+      <w:tr>
+        <w:trPr>
+          <w:cantSplit/>
+        </w:trPr>
+        <w:tc>
+          <w:tcPr>
+            <w:tcW w:type="dxa" w:w="1728"/>
+            <w:shd w:fill="FFFFFF" w:val="clear"/>
+            <w:tcMar>
+              <w:top w:w="70" w:type="dxa"/>
+              <w:start w:w="85" w:type="dxa"/>
+              <w:bottom w:w="70" w:type="dxa"/>
+              <w:end w:w="85" w:type="dxa"/>
+            </w:tcMar>
+            <w:vAlign w:val="top"/>
+          </w:tcPr>
+          <w:p>
+            <w:pPr>
+              <w:spacing w:after="0" w:line="240" w:lineRule="auto"/>
+              <w:jc w:val="left"/>
+            </w:pPr>
+            <w:r>
+              <w:rPr>
+                <w:rFonts w:ascii="Arial" w:hAnsi="Arial" w:eastAsia="Arial"/>
+                <w:color w:val="252525"/>
+                <w:sz w:val="20"/>
+              </w:rPr>
               <w:t>Acceso y clase</w:t>
             </w:r>
           </w:p>
@@ -2762,7 +2906,7 @@
                 <w:color w:val="252525"/>
                 <w:sz w:val="20"/>
               </w:rPr>
-              <w:t>Inicio de sesión, roles de profesor/estudiante, una organización, un curso y autorización por clase.</w:t>
+              <w:t>Inicio de sesión, estados de usuario, roles, asignación de profesores e inscripción con código vigente, siempre dentro de la organización.</w:t>
             </w:r>
           </w:p>
         </w:tc>
@@ -2789,7 +2933,7 @@
                 <w:color w:val="252525"/>
                 <w:sz w:val="20"/>
               </w:rPr>
-              <w:t>1 organización, 1 curso y al menos 1 clase.</w:t>
+              <w:t>2 profesores, 8 estudiantes y 3 clases.</w:t>
             </w:r>
           </w:p>
         </w:tc>
@@ -2848,7 +2992,7 @@
                 <w:color w:val="252525"/>
                 <w:sz w:val="20"/>
               </w:rPr>
-              <w:t>Banco pequeño, actividad publicable, conceptos, enunciados y casos de prueba.</w:t>
+              <w:t>Banco reutilizable, actividad publicable, conceptos, enunciados y casos de prueba visibles y ocultos.</w:t>
             </w:r>
           </w:p>
         </w:tc>
@@ -2875,7 +3019,7 @@
                 <w:color w:val="252525"/>
                 <w:sz w:val="20"/>
               </w:rPr>
-              <w:t>8-12 ejercicios y 1-2 actividades.</w:t>
+              <w:t>10 ejercicios distribuidos en actividades demostrables.</w:t>
             </w:r>
           </w:p>
         </w:tc>
@@ -3020,7 +3164,7 @@
                 <w:color w:val="252525"/>
                 <w:sz w:val="20"/>
               </w:rPr>
-              <w:t>Resultados normalizados, intentos, taxonomía, ingesta y recuperación filtrada.</w:t>
+              <w:t>Resultados normalizados, intentos persistidos, diagnóstico, ingesta y recuperación filtrada por organización y clase.</w:t>
             </w:r>
           </w:p>
         </w:tc>
@@ -3047,7 +3191,7 @@
                 <w:color w:val="252525"/>
                 <w:sz w:val="20"/>
               </w:rPr>
-              <w:t>1-3 documentos y 10-15 consultas de prueba.</w:t>
+              <w:t>2 documentos por clase; PDF con texto, TXT o Markdown de hasta 10 MB; top-k=5.</w:t>
             </w:r>
           </w:p>
         </w:tc>
@@ -3106,7 +3250,7 @@
                 <w:color w:val="252525"/>
                 <w:sz w:val="20"/>
               </w:rPr>
-              <w:t>Actividad, errores, progreso y tres señales explicables con evidencia.</w:t>
+              <w:t>Progreso determinístico y señales INACTIVITY, REPEATED_ERROR y STAGNATION con evidencia individual y agregada.</w:t>
             </w:r>
           </w:p>
         </w:tc>
@@ -3133,7 +3277,7 @@
                 <w:color w:val="252525"/>
                 <w:sz w:val="20"/>
               </w:rPr>
-              <w:t>Datos de 6-12 estudiantes simulados.</w:t>
+              <w:t>8 estudiantes sintéticos y reglas reproducibles.</w:t>
             </w:r>
           </w:p>
         </w:tc>
@@ -3192,7 +3336,7 @@
                 <w:color w:val="252525"/>
                 <w:sz w:val="20"/>
               </w:rPr>
-              <w:t>Pruebas, logs, degradación segura, Docker, README y documentación CAPSTONE.</w:t>
+              <w:t>Pruebas, logs, degradación segura, Docker, documentación y objetivo WCAG 2.2 AA.</w:t>
             </w:r>
           </w:p>
         </w:tc>
@@ -3249,6 +3393,7 @@
     <w:p>
       <w:pPr>
         <w:pStyle w:val="AlunzaBody"/>
+        <w:keepLines/>
         <w:jc w:val="both"/>
       </w:pPr>
       <w:r>
@@ -3257,18 +3402,14 @@
           <w:i w:val="0"/>
           <w:sz w:val="22"/>
         </w:rPr>
-        <w:t>Quedan fuera del MVP: LMS completo, aplicación móvil nativa, integraciones con Moodle o Canvas, SSO institucional, pagos, videollamadas, detector de plagio o uso de IA, predicción de reprobación, calificación automática de alto impacto, entrenamiento de modelos propios, RAG avanzado, arquitectura multiagente y analítica institucional amplia.</w:t>
-      </w:r>
-    </w:p>
-    <w:p>
-      <w:r>
-        <w:br w:type="page"/>
+        <w:t>Exclusión formal: quedan fuera del MVP el LMS completo, la aplicación móvil nativa, las integraciones con Moodle o Canvas, el SSO institucional, los pagos, las videollamadas, el detector de plagio o uso de IA, la calificación automática de alto impacto, el entrenamiento de modelos propios, el RAG avanzado y la arquitectura multiagente.</w:t>
       </w:r>
     </w:p>
     <w:p>
       <w:pPr>
         <w:pStyle w:val="AlunzaH1"/>
         <w:keepNext/>
+        <w:pageBreakBefore w:val="0"/>
         <w:pBdr>
           <w:bottom w:val="single" w:sz="14" w:space="3" w:color="F2B800"/>
         </w:pBdr>
@@ -3327,7 +3468,7 @@
           <w:rFonts w:ascii="Arial" w:hAnsi="Arial" w:eastAsia="Arial"/>
           <w:sz w:val="22"/>
         </w:rPr>
-        <w:t>El profesor accede a una clase, carga material oficial y publica una actividad.</w:t>
+        <w:t>El administrador configura el espacio institucional y sus permisos; el profesor accede a una clase, carga material oficial y publica una actividad.</w:t>
       </w:r>
     </w:p>
     <w:p>
@@ -3396,7 +3537,7 @@
           <w:rFonts w:ascii="Arial" w:hAnsi="Arial" w:eastAsia="Arial"/>
           <w:sz w:val="22"/>
         </w:rPr>
-        <w:t>Reglas determinísticas y, cuando corresponde, un LLM producen un diagnóstico estructurado y validado.</w:t>
+        <w:t>El backend normaliza el diagnóstico técnico; después, y solo como apoyo, solicita feedback estructurado a IA/RAG.</w:t>
       </w:r>
     </w:p>
     <w:p>
@@ -3465,7 +3606,7 @@
           <w:rFonts w:ascii="Arial" w:hAnsi="Arial" w:eastAsia="Arial"/>
           <w:sz w:val="22"/>
         </w:rPr>
-        <w:t>El sistema actualiza el progreso y las señales; el profesor revisa la evidencia y decide si intervenir.</w:t>
+        <w:t>Reglas y agregados SQL actualizan el progreso y las señales; el profesor revisa la evidencia y decide si intervenir. La IA no participa en esos cálculos.</w:t>
       </w:r>
     </w:p>
     <w:tbl>
@@ -3508,7 +3649,13 @@
                 <w:color w:val="252525"/>
                 <w:sz w:val="21"/>
               </w:rPr>
-              <w:t>Actividad asignada → código ejecutado → resultado verificable → diagnóstico acotado → material recuperado → feedback → nuevo intento → evidencia docente.</w:t>
+              <w:t>Flujo operativo: Next.js/React en Vercel → API NestJS 12/Node.js 24 en Azure Container Apps → Supabase PostgreSQL/RLS → reglas y agregados → panel.</w:t>
+              <w:br/>
+              <w:t>Flujo de ejecución: NestJS → Vercel Sandbox desechable → resultado persistido y correlacionado.</w:t>
+              <w:br/>
+              <w:t>Flujo de apoyo: Supabase Storage → fragmentación → Azure OpenAI configurable → pgvector en Supabase → recuperación filtrada → feedback con fuente.</w:t>
+              <w:br/>
+              <w:t>Invariante: cada intento se persiste con su resultado técnico antes de solicitar feedback a IA/RAG; Next.js no implementa una API de dominio paralela.</w:t>
             </w:r>
           </w:p>
         </w:tc>
@@ -3698,7 +3845,7 @@
                 <w:color w:val="252525"/>
                 <w:sz w:val="20"/>
               </w:rPr>
-              <w:t>Flujos de profesor y estudiante, editor y visualización.</w:t>
+              <w:t>Next.js con App Router, React 19 y TypeScript 5.x en Vercel; Tailwind CSS, shadcn/ui, Recharts y Zod para interfaz, gráficos y validación.</w:t>
             </w:r>
           </w:p>
         </w:tc>
@@ -3725,7 +3872,7 @@
                 <w:color w:val="252525"/>
                 <w:sz w:val="20"/>
               </w:rPr>
-              <w:t>Estados de carga, vacío, error y accesibilidad básica.</w:t>
+              <w:t>Estados de carga, vacío, error y acceso denegado; objetivo WCAG 2.2 AA.</w:t>
             </w:r>
           </w:p>
         </w:tc>
@@ -3784,7 +3931,7 @@
                 <w:color w:val="252525"/>
                 <w:sz w:val="20"/>
               </w:rPr>
-              <w:t>Autenticación, autorización, dominio académico y coordinación.</w:t>
+              <w:t>NestJS 12 sobre Node.js 24 LTS en Azure Container Apps valida JWT de Supabase Auth y conserva dominio, autorización, auditoría, contratos y orquestación.</w:t>
             </w:r>
           </w:p>
         </w:tc>
@@ -3811,7 +3958,7 @@
                 <w:color w:val="252525"/>
                 <w:sz w:val="20"/>
               </w:rPr>
-              <w:t>Esquemas validados, permisos por clase y registros.</w:t>
+              <w:t>Guardas por rol/organización/clase, JWT validado y auditoría; autorización desde datos del servidor o app_metadata, nunca user_metadata.</w:t>
             </w:r>
           </w:p>
         </w:tc>
@@ -3870,7 +4017,7 @@
                 <w:color w:val="252525"/>
                 <w:sz w:val="20"/>
               </w:rPr>
-              <w:t>Usuarios, clases, ejercicios, intentos, eventos, diagnósticos y señales.</w:t>
+              <w:t>Supabase con PostgreSQL administrado, objetivo de compatibilidad PostgreSQL 17, pgvector, Auth, Storage y RLS por organización y clase.</w:t>
             </w:r>
           </w:p>
         </w:tc>
@@ -3897,7 +4044,7 @@
                 <w:color w:val="252525"/>
                 <w:sz w:val="20"/>
               </w:rPr>
-              <w:t>Migraciones, restricciones e integridad referencial.</w:t>
+              <w:t>Migraciones y pruebas RLS; service_role solo en servidor; políticas para tablas y Storage expuestos.</w:t>
             </w:r>
           </w:p>
         </w:tc>
@@ -3956,7 +4103,7 @@
                 <w:color w:val="252525"/>
                 <w:sz w:val="20"/>
               </w:rPr>
-              <w:t>Ejecución de JavaScript y casos de prueba fuera de la API principal.</w:t>
+              <w:t>Un Vercel Sandbox desechable por ejecución productiva; adaptador Docker para desarrollo local.</w:t>
             </w:r>
           </w:p>
         </w:tc>
@@ -3983,7 +4130,7 @@
                 <w:color w:val="252525"/>
                 <w:sz w:val="20"/>
               </w:rPr>
-              <w:t>Timeout, recursos limitados y sin red, archivos o secretos.</w:t>
+              <w:t>Sandbox: 1 vCPU y 2 GB. Proceso: 128 MB, 3 s y 64 KB; sin secretos, archivos del anfitrión ni red no autorizada.</w:t>
             </w:r>
           </w:p>
         </w:tc>
@@ -4042,7 +4189,7 @@
                 <w:color w:val="252525"/>
                 <w:sz w:val="20"/>
               </w:rPr>
-              <w:t>Clasificación acotada y redacción de feedback.</w:t>
+              <w:t>Azure OpenAI es el proveedor inicial detrás de una interfaz configurable y redacta explicaciones y pistas desde evidencia autorizada.</w:t>
             </w:r>
           </w:p>
         </w:tc>
@@ -4069,7 +4216,7 @@
                 <w:color w:val="252525"/>
                 <w:sz w:val="20"/>
               </w:rPr>
-              <w:t>Salidas estructuradas, versión de prompt/modelo y degradación segura.</w:t>
+              <w:t>Contrato estructurado validado, versionado y fallback seguro; no calcula progreso, señales, notas ni decisiones.</w:t>
             </w:r>
           </w:p>
         </w:tc>
@@ -4128,7 +4275,7 @@
                 <w:color w:val="252525"/>
                 <w:sz w:val="20"/>
               </w:rPr>
-              <w:t>Ingesta, embeddings, recuperación filtrada y referencias.</w:t>
+              <w:t>Ingesta, fragmentación, embeddings y recuperación de fuentes oficiales.</w:t>
             </w:r>
           </w:p>
         </w:tc>
@@ -4155,7 +4302,7 @@
                 <w:color w:val="252525"/>
                 <w:sz w:val="20"/>
               </w:rPr>
-              <w:t>Filtro por clase, prueba de aislamiento y caso sin evidencia.</w:t>
+              <w:t>Filtro por organización, clase y actividad; top-k=5 fragmentos; NO_EVIDENCE y prueba de aislamiento RLS.</w:t>
             </w:r>
           </w:p>
         </w:tc>
@@ -4214,7 +4361,7 @@
                 <w:color w:val="252525"/>
                 <w:sz w:val="20"/>
               </w:rPr>
-              <w:t>Errores, latencia, costo y métricas de operación.</w:t>
+              <w:t>Identificador por intento, duración, región de Sandbox, consumo, truncamiento, errores y estado de proveedores.</w:t>
             </w:r>
           </w:p>
         </w:tc>
@@ -4241,7 +4388,7 @@
                 <w:color w:val="252525"/>
                 <w:sz w:val="20"/>
               </w:rPr>
-              <w:t>Registros para diagnóstico técnico y evaluación del MVP.</w:t>
+              <w:t>Registros para diagnóstico técnico y evaluación reproducible del MVP.</w:t>
             </w:r>
           </w:p>
         </w:tc>
@@ -4279,18 +4426,14 @@
           <w:i w:val="0"/>
           <w:sz w:val="22"/>
         </w:rPr>
-        <w:t>El modelo relacionará organización, curso, clase, usuarios, actividades, ejercicios, conceptos, intentos, eventos, diagnósticos, documentos, fragmentos y señales. Cada intento conservará fecha, número de intento, código enviado, resultado técnico, casos superados, tipo de error, conceptos y pistas utilizadas. La telemetría será proporcional: se registrarán acciones como abrir, ejecutar, enviar, solicitar pista, revisar feedback y completar; no se capturará cada tecla ni se interpretará una pestaña abierta como estudio activo. Los datos de demostración serán ficticios, anonimizados o autorizados [3].</w:t>
-      </w:r>
-    </w:p>
-    <w:p>
-      <w:r>
-        <w:br w:type="page"/>
+        <w:t>El modelo relacionará organizaciones, cursos, clases, usuarios, roles, actividades, ejercicios, conceptos, intentos, eventos, diagnósticos, documentos, fragmentos, reglas, auditoría y señales. Cada intento conservará fecha, número de intento, código enviado, resultado técnico, casos superados, tipo de error, conceptos y pistas utilizadas. La telemetría será proporcional: se registrarán acciones como abrir, ejecutar, enviar, solicitar pista, revisar feedback y completar; no se capturará cada tecla ni se interpretará una pestaña abierta como estudio activo. La demostración utilizará exclusivamente datos sintéticos, identificados explícitamente como tales, con aislamiento verificable entre organizaciones [3].</w:t>
       </w:r>
     </w:p>
     <w:p>
       <w:pPr>
         <w:pStyle w:val="AlunzaH1"/>
         <w:keepNext/>
+        <w:pageBreakBefore w:val="0"/>
         <w:pBdr>
           <w:bottom w:val="single" w:sz="14" w:space="3" w:color="F2B800"/>
         </w:pBdr>
@@ -4739,13 +4882,6 @@
               </w:rPr>
               <w:t>C3. Modelos de datos escalables</w:t>
             </w:r>
-            <w:r>
-              <w:rPr>
-                <w:rFonts w:ascii="Arial" w:hAnsi="Arial" w:eastAsia="Arial"/>
-                <w:color w:val="252525"/>
-                <w:sz w:val="20"/>
-              </w:rPr>
-            </w:r>
           </w:p>
         </w:tc>
         <w:tc>
@@ -4798,7 +4934,7 @@
                 <w:color w:val="252525"/>
                 <w:sz w:val="20"/>
               </w:rPr>
-              <w:t>Modelado de usuarios, clases, actividades, intentos, eventos, documentos, diagnósticos, señales y aislamiento por clase.</w:t>
+              <w:t>Modelado de organizaciones, usuarios/roles, cursos, clases, actividades, intentos, eventos, documentos, reglas, auditoría y aislamiento multi-organización.</w:t>
             </w:r>
           </w:p>
         </w:tc>
@@ -4825,7 +4961,7 @@
                 <w:color w:val="252525"/>
                 <w:sz w:val="20"/>
               </w:rPr>
-              <w:t>Modelo ER, diccionario, migraciones, restricciones y pruebas de integridad.</w:t>
+              <w:t>Modelo ER, diccionario, migraciones, restricciones y pruebas de integridad y aislamiento.</w:t>
             </w:r>
           </w:p>
         </w:tc>
@@ -4919,7 +5055,7 @@
                 <w:color w:val="252525"/>
                 <w:sz w:val="20"/>
               </w:rPr>
-              <w:t>Integración de interfaz, API, base de datos, ejecutor, IA, RAG y observabilidad; despliegue con contenedores.</w:t>
+              <w:t>Integración híbrida de Vercel, Supabase y Azure; Sandbox productivo y entorno local con Docker Compose/Supabase CLI.</w:t>
             </w:r>
           </w:p>
         </w:tc>
@@ -4946,7 +5082,7 @@
                 <w:color w:val="252525"/>
                 <w:sz w:val="20"/>
               </w:rPr>
-              <w:t>Código, PR, pruebas E2E, Docker Compose, README y demo.</w:t>
+              <w:t>Código, PR, previews Vercel, GitHub Actions, pruebas E2E/RLS/Sandbox, Docker Compose, README y demo.</w:t>
             </w:r>
           </w:p>
         </w:tc>
@@ -5214,22 +5350,8 @@
               </w:rPr>
               <w:t>Marcelo Núñez</w:t>
               <w:br/>
-            </w:r>
-            <w:r>
-              <w:rPr>
-                <w:rFonts w:ascii="Arial" w:hAnsi="Arial" w:eastAsia="Arial"/>
-                <w:b/>
-                <w:sz w:val="20"/>
-              </w:rPr>
               <w:t>Product Owner</w:t>
               <w:br/>
-            </w:r>
-            <w:r>
-              <w:rPr>
-                <w:rFonts w:ascii="Arial" w:hAnsi="Arial" w:eastAsia="Arial"/>
-                <w:b w:val="0"/>
-                <w:sz w:val="20"/>
-              </w:rPr>
               <w:t>Desarrollo full stack, integración, ciberseguridad y ethical hacking.</w:t>
             </w:r>
           </w:p>
@@ -5254,7 +5376,7 @@
                 <w:rFonts w:ascii="Arial" w:hAnsi="Arial" w:eastAsia="Arial"/>
                 <w:sz w:val="20"/>
               </w:rPr>
-              <w:t>Aplicará priorización de producto, autenticación, autorización, validación, modelado de amenazas, aislamiento del ejecutor y desarrollo seguro, además de integrar frontend y backend.</w:t>
+              <w:t>Aplicará priorización, autenticación, autorización, modelo multi-organización, gestión de organizaciones/usuarios, aislamiento del ejecutor y desarrollo seguro, además de integrar frontend y backend.</w:t>
             </w:r>
           </w:p>
         </w:tc>
@@ -5278,7 +5400,7 @@
                 <w:rFonts w:ascii="Arial" w:hAnsi="Arial" w:eastAsia="Arial"/>
                 <w:sz w:val="20"/>
               </w:rPr>
-              <w:t>Product Owner, backend, dominio, integración, seguridad y revisión de arquitectura.</w:t>
+              <w:t>Product Owner, backend, dominio multi-organización, integración, seguridad y revisión de arquitectura.</w:t>
             </w:r>
           </w:p>
         </w:tc>
@@ -5310,22 +5432,8 @@
               </w:rPr>
               <w:t>Abraham Retamal</w:t>
               <w:br/>
-            </w:r>
-            <w:r>
-              <w:rPr>
-                <w:rFonts w:ascii="Arial" w:hAnsi="Arial" w:eastAsia="Arial"/>
-                <w:b/>
-                <w:sz w:val="20"/>
-              </w:rPr>
               <w:t>Datos, IA/RAG y calidad</w:t>
               <w:br/>
-            </w:r>
-            <w:r>
-              <w:rPr>
-                <w:rFonts w:ascii="Arial" w:hAnsi="Arial" w:eastAsia="Arial"/>
-                <w:b w:val="0"/>
-                <w:sz w:val="20"/>
-              </w:rPr>
               <w:t>Datos, inteligencia artificial, RAG y calidad.</w:t>
             </w:r>
           </w:p>
@@ -5350,7 +5458,7 @@
                 <w:rFonts w:ascii="Arial" w:hAnsi="Arial" w:eastAsia="Arial"/>
                 <w:sz w:val="20"/>
               </w:rPr>
-              <w:t>Desarrollará RAG, taxonomía de errores, salidas estructuradas, señales, métricas, evaluación del modelo y estrategia de pruebas.</w:t>
+              <w:t>Desarrollará la ingesta y recuperación RAG, la taxonomía de diagnóstico, salidas estructuradas, reglas versionadas de señales, observabilidad y estrategia de pruebas.</w:t>
             </w:r>
           </w:p>
         </w:tc>
@@ -5374,7 +5482,7 @@
                 <w:rFonts w:ascii="Arial" w:hAnsi="Arial" w:eastAsia="Arial"/>
                 <w:sz w:val="20"/>
               </w:rPr>
-              <w:t>Datos, IA/RAG, observabilidad y aseguramiento de calidad.</w:t>
+              <w:t>Datos, IA/RAG, reglas de señales, observabilidad y aseguramiento de calidad.</w:t>
             </w:r>
           </w:p>
         </w:tc>
@@ -5406,22 +5514,8 @@
               </w:rPr>
               <w:t>Benjamin Pérez</w:t>
               <w:br/>
-            </w:r>
-            <w:r>
-              <w:rPr>
-                <w:rFonts w:ascii="Arial" w:hAnsi="Arial" w:eastAsia="Arial"/>
-                <w:b/>
-                <w:sz w:val="20"/>
-              </w:rPr>
               <w:t>UX/UI, frontend y documentación</w:t>
               <w:br/>
-            </w:r>
-            <w:r>
-              <w:rPr>
-                <w:rFonts w:ascii="Arial" w:hAnsi="Arial" w:eastAsia="Arial"/>
-                <w:b w:val="0"/>
-                <w:sz w:val="20"/>
-              </w:rPr>
               <w:t>UX/UI, desarrollo frontend y documentación.</w:t>
             </w:r>
           </w:p>
@@ -5446,7 +5540,7 @@
                 <w:rFonts w:ascii="Arial" w:hAnsi="Arial" w:eastAsia="Arial"/>
                 <w:sz w:val="20"/>
               </w:rPr>
-              <w:t>Diseñará flujos accesibles, prototipos, componentes de interfaz, documentación y validación de usabilidad, conectados con contratos de API y datos confiables.</w:t>
+              <w:t>Diseñará flujos accesibles para administrador, profesor y estudiante, incluido el panel docente y la configuración administrativa, conectados con contratos de API y datos confiables.</w:t>
             </w:r>
           </w:p>
         </w:tc>
@@ -5470,7 +5564,7 @@
                 <w:rFonts w:ascii="Arial" w:hAnsi="Arial" w:eastAsia="Arial"/>
                 <w:sz w:val="20"/>
               </w:rPr>
-              <w:t>UX/UI, frontend, documentación y coordinación de la demostración.</w:t>
+              <w:t>UX/UI, frontend, interfaz administrativa, documentación y coordinación de la demostración.</w:t>
             </w:r>
           </w:p>
         </w:tc>
@@ -5604,7 +5698,7 @@
           <w:i w:val="0"/>
           <w:sz w:val="22"/>
         </w:rPr>
-        <w:t>El equipo utilizará Scrum ligero en nueve sprints quincenales: S0 para alineación inicial; S1 para definición y diseño; y S2 a S8 para desarrollo incremental, integración, validación y cierre. La metodología favorece incrementos tempranos, trabajo paralelo, repriorización frente a riesgos y evidencia frecuente en GitHub [1] [2].</w:t>
+        <w:t>El equipo utilizará Scrum ligero en nueve sprints quincenales: S0 para las semanas 1–2; S1 para las semanas 3–4; y S2 a S8 para desarrollo incremental, integración, validación y cierre. Al corte del 02/09/2026, S0 y S1 están cerrados documentalmente y el Product Backlog mantiene 27 historias y 184 puntos planificados; el software comienza en S2. La metodología favorece incrementos tempranos, trabajo paralelo, repriorización frente a riesgos y evidencia frecuente en GitHub [1] [2].</w:t>
       </w:r>
     </w:p>
     <w:p>
@@ -5933,7 +6027,7 @@
                 <w:color w:val="252525"/>
                 <w:sz w:val="20"/>
               </w:rPr>
-              <w:t>Acuerdo de equipo, Product Vision, problema, intereses, riesgos y nombre oficial Alunza.</w:t>
+              <w:t>Problema, usuarios, riesgos, visión y criterios de éxito compartidos.</w:t>
             </w:r>
           </w:p>
         </w:tc>
@@ -5992,7 +6086,7 @@
                 <w:color w:val="252525"/>
                 <w:sz w:val="20"/>
               </w:rPr>
-              <w:t>Definición y diseño inicial</w:t>
+              <w:t>Definición y diseño</w:t>
             </w:r>
           </w:p>
         </w:tc>
@@ -6019,7 +6113,7 @@
                 <w:color w:val="252525"/>
                 <w:sz w:val="20"/>
               </w:rPr>
-              <w:t>Alcance aprobado, backlog, prototipos, requisitos, arquitectura preliminar y Fase 1.</w:t>
+              <w:t>ERS, backlog, casos de uso, arquitectura y prototipos aprobados internamente; software aún no implementado.</w:t>
             </w:r>
           </w:p>
         </w:tc>
@@ -6078,7 +6172,7 @@
                 <w:color w:val="252525"/>
                 <w:sz w:val="20"/>
               </w:rPr>
-              <w:t>Plataforma base</w:t>
+              <w:t>Base de plataforma</w:t>
             </w:r>
           </w:p>
         </w:tc>
@@ -6105,7 +6199,7 @@
                 <w:color w:val="252525"/>
                 <w:sz w:val="20"/>
               </w:rPr>
-              <w:t>Repositorio, CI inicial, autenticación, roles, clase, modelo de datos y Docker inicial.</w:t>
+              <w:t>HU001–003 y HU020–021; 29 puntos y Sprint Backlog de 60 horas.</w:t>
             </w:r>
           </w:p>
         </w:tc>
@@ -6164,7 +6258,7 @@
                 <w:color w:val="252525"/>
                 <w:sz w:val="20"/>
               </w:rPr>
-              <w:t>Actividad y ejecución</w:t>
+              <w:t>Contenido y estructura</w:t>
             </w:r>
           </w:p>
         </w:tc>
@@ -6191,7 +6285,7 @@
                 <w:color w:val="252525"/>
                 <w:sz w:val="20"/>
               </w:rPr>
-              <w:t>Ejercicios, editor, intentos, ejecutor controlado y casos de prueba.</w:t>
+              <w:t>HU004–005, HU008 y HU022–023; 32 puntos.</w:t>
             </w:r>
           </w:p>
         </w:tc>
@@ -6277,7 +6371,7 @@
                 <w:color w:val="252525"/>
                 <w:sz w:val="20"/>
               </w:rPr>
-              <w:t>Flujo estudiante, telemetría, pruebas y evidencia para informe de avance.</w:t>
+              <w:t>HU007, HU009–011 y HU014; 34 puntos.</w:t>
             </w:r>
           </w:p>
         </w:tc>
@@ -6336,7 +6430,7 @@
                 <w:color w:val="252525"/>
                 <w:sz w:val="20"/>
               </w:rPr>
-              <w:t>Diagnóstico y RAG</w:t>
+              <w:t>Diagnóstico, feedback y RAG</w:t>
             </w:r>
           </w:p>
         </w:tc>
@@ -6363,7 +6457,7 @@
                 <w:color w:val="252525"/>
                 <w:sz w:val="20"/>
               </w:rPr>
-              <w:t>Taxonomía, pistas, ingesta, recuperación filtrada y fuentes visibles.</w:t>
+              <w:t>HU006, HU012–013 y HU025; 34 puntos.</w:t>
             </w:r>
           </w:p>
         </w:tc>
@@ -6422,7 +6516,7 @@
                 <w:color w:val="252525"/>
                 <w:sz w:val="20"/>
               </w:rPr>
-              <w:t>Vista docente y calidad</w:t>
+              <w:t>Panel docente y calidad</w:t>
             </w:r>
           </w:p>
         </w:tc>
@@ -6449,7 +6543,7 @@
                 <w:color w:val="252525"/>
                 <w:sz w:val="20"/>
               </w:rPr>
-              <w:t>Dashboard, tres señales, BI, pruebas de integración, rendimiento y seguridad.</w:t>
+              <w:t>HU015–016, HU018 y HU026; 34 puntos.</w:t>
             </w:r>
           </w:p>
         </w:tc>
@@ -6508,7 +6602,7 @@
                 <w:color w:val="252525"/>
                 <w:sz w:val="20"/>
               </w:rPr>
-              <w:t>Cierre y estabilización</w:t>
+              <w:t>Gobierno y cierre funcional</w:t>
             </w:r>
           </w:p>
         </w:tc>
@@ -6535,7 +6629,7 @@
                 <w:color w:val="252525"/>
                 <w:sz w:val="20"/>
               </w:rPr>
-              <w:t>Feature freeze, informe final, manual técnico, despliegue y correcciones críticas.</w:t>
+              <w:t>HU017, HU019, HU024 y HU027; 21 puntos; congelamiento al finalizar.</w:t>
             </w:r>
           </w:p>
         </w:tc>
@@ -6594,7 +6688,7 @@
                 <w:color w:val="252525"/>
                 <w:sz w:val="20"/>
               </w:rPr>
-              <w:t>Defensa</w:t>
+              <w:t>Estabilización y defensa</w:t>
             </w:r>
           </w:p>
         </w:tc>
@@ -6621,7 +6715,7 @@
                 <w:color w:val="252525"/>
                 <w:sz w:val="20"/>
               </w:rPr>
-              <w:t>Presentación, demo estable, respuestas a comisión y cierre de evidencias.</w:t>
+              <w:t>Sin funciones nuevas; pruebas finales, demostración ensayada, informe y defensa.</w:t>
             </w:r>
           </w:p>
         </w:tc>
@@ -6659,7 +6753,7 @@
           <w:i w:val="0"/>
           <w:sz w:val="22"/>
         </w:rPr>
-        <w:t>Los componentes de mayor riesgo —ejecutor de JavaScript, autorización y RAG— se investigarán temprano. Primero se implementará la ruta determinística de ejercicio, ejecución, casos de prueba e intento; después se agregará IA sin cambiar la fuente de verdad técnica. Backlogs, decisiones, diagramas, migraciones, código, pruebas, pull requests, CI, Docker, README, validaciones y retrospectivas permitirán verificar tanto el producto como la contribución individual.</w:t>
+        <w:t>Los componentes de mayor riesgo —Vercel Sandbox, autorización NestJS/RLS y RAG— se validarán temprano en seguridad, latencia, costo, región y límites, sin reabrir AD-ARQ-001. Primero se implementará la ruta determinística; después se agregará IA sin cambiar la fuente de verdad técnica. Backlogs, decisiones, migraciones, código, pruebas, pull requests, GitHub Actions, previews Vercel, Docker Compose, README y retrospectivas permitirán verificar el producto y la contribución individual.</w:t>
       </w:r>
     </w:p>
     <w:p>
@@ -6705,7 +6799,7 @@
           <w:i w:val="0"/>
           <w:sz w:val="22"/>
         </w:rPr>
-        <w:t>Alunza es factible dentro de CAPSTONE porque su alcance fue reducido a una vertical demostrable, existe un equipo de tres integrantes, se dispone de dieciocho semanas y se priorizan componentes con evidencia objetiva. La factibilidad no depende de construir un LMS completo ni de entrenar modelos propios; depende de integrar correctamente un conjunto acotado de funciones y documentar sus límites.</w:t>
+        <w:t>Alunza es factible dentro de CAPSTONE porque conserva una vertical demostrable, un equipo de tres integrantes, dieciocho semanas y componentes con evidencia objetiva. El módulo administrativo amplio aumenta el riesgo de alcance, por lo que se limita a operaciones controladas, archivado con dependencias, aislamiento por organización, auditoría y exportación CSV operativa. La factibilidad no depende de construir un LMS completo ni de entrenar modelos propios; depende de integrar correctamente el núcleo y documentar sus límites.</w:t>
       </w:r>
     </w:p>
     <w:tbl>
@@ -6901,7 +6995,7 @@
                 <w:color w:val="252525"/>
                 <w:sz w:val="20"/>
               </w:rPr>
-              <w:t>Nueve sprints quincenales e hitos al cierre de S1, S4 y S6, con feature freeze en S7 y defensa en S8.</w:t>
+              <w:t>Nueve sprints: cierre documental de S0–S1; desarrollo S2–S7; estabilización, demostración y defensa en S8.</w:t>
             </w:r>
           </w:p>
         </w:tc>
@@ -6928,7 +7022,7 @@
                 <w:color w:val="252525"/>
                 <w:sz w:val="20"/>
               </w:rPr>
-              <w:t>Retrasos por integración o sobrealcance.</w:t>
+              <w:t>Retrasos por integración o sobrealcance, especialmente en administración.</w:t>
             </w:r>
           </w:p>
         </w:tc>
@@ -6955,7 +7049,7 @@
                 <w:color w:val="252525"/>
                 <w:sz w:val="20"/>
               </w:rPr>
-              <w:t>MoSCoW, sprints cortos, revisión de alcance y feature freeze.</w:t>
+              <w:t>MoSCoW, sprints cortos, revisión de alcance y congelamiento al terminar S7.</w:t>
             </w:r>
           </w:p>
         </w:tc>
@@ -7181,7 +7275,7 @@
                 <w:color w:val="252525"/>
                 <w:sz w:val="20"/>
               </w:rPr>
-              <w:t>Spikes tempranos, contratos simples y monolito modular si es suficiente.</w:t>
+              <w:t>Validaciones tempranas de seguridad, latencia, costo y límites; contratos simples y AD-ARQ-001 vigente.</w:t>
             </w:r>
           </w:p>
         </w:tc>
@@ -7294,7 +7388,7 @@
                 <w:color w:val="252525"/>
                 <w:sz w:val="20"/>
               </w:rPr>
-              <w:t>Datos sintéticos, contexto reducido, límites, métricas y modo local con Docker.</w:t>
+              <w:t>Datos sintéticos, planes gratuitos, límites y métricas; reserva opcional Supabase Pro USD 25/mes y Vercel Pro USD 20/mes, más consumo de Azure y Sandbox dentro del tope directo.</w:t>
             </w:r>
           </w:p>
         </w:tc>
@@ -7466,7 +7560,7 @@
                 <w:color w:val="252525"/>
                 <w:sz w:val="20"/>
               </w:rPr>
-              <w:t>Dependencias: proveedor de IA, documentos autorizados y despliegue.</w:t>
+              <w:t>Dependencias: Azure OpenAI configurable, 2 documentos por clase, Supabase, Vercel y Azure Container Apps.</w:t>
             </w:r>
           </w:p>
         </w:tc>
@@ -7520,7 +7614,7 @@
                 <w:color w:val="252525"/>
                 <w:sz w:val="20"/>
               </w:rPr>
-              <w:t>Timeouts, abstracción, 1-3 documentos de texto y degradación segura.</w:t>
+              <w:t>Timeouts, abstracción, estados NO_EVIDENCE/PROVIDER_UNAVAILABLE y degradación segura.</w:t>
             </w:r>
           </w:p>
         </w:tc>
@@ -7606,14 +7700,13 @@
           <w:color w:val="F2B800"/>
           <w:sz w:val="22"/>
         </w:rPr>
-        <w:t xml:space="preserve">• </w:t>
+        <w:t>• Supabase para datos/Auth/Storage/RLS/pgvector, Vercel para frontend y Sandbox, Azure para API e IA, con consumo medido.</w:t>
       </w:r>
       <w:r>
         <w:rPr>
           <w:rFonts w:ascii="Arial" w:hAnsi="Arial" w:eastAsia="Arial"/>
           <w:sz w:val="22"/>
         </w:rPr>
-        <w:t>Base de datos, almacenamiento, proveedor de IA/embeddings, ejecutor y entorno de despliegue con consumo medido.</w:t>
       </w:r>
     </w:p>
     <w:p>
@@ -7636,7 +7729,7 @@
           <w:rFonts w:ascii="Arial" w:hAnsi="Arial" w:eastAsia="Arial"/>
           <w:sz w:val="22"/>
         </w:rPr>
-        <w:t>Material de Programación I autorizado, 8-12 ejercicios y datos ficticios o anonimizados.</w:t>
+        <w:t>Material de Programación I autorizado, 10 ejercicios, 2 documentos por clase y datos de demostración exclusivamente sintéticos y rotulados.</w:t>
       </w:r>
     </w:p>
     <w:tbl>
@@ -7733,7 +7826,7 @@
           <w:i w:val="0"/>
           <w:sz w:val="22"/>
         </w:rPr>
-        <w:t>La calidad se incorporará en cada sprint y no se dejará para el final. El proyecto aplicará prácticas de ingeniería de software, gestión y pruebas documentadas en los casos de uso, las historias de usuario y los backlogs [4] [5] [6], adaptadas a los indicadores de la pauta [2]. En esta fase se definen las evidencias esperadas; no se declarará terminada una evidencia que aún no se haya producido.</w:t>
+        <w:t>La calidad se incorporará en cada sprint y no se dejará para el final. El proyecto aplicará prácticas de ingeniería de software, gestión y pruebas documentadas en los casos de uso, las historias de usuario y los backlogs [4] [5] [6], adaptadas a los indicadores de la pauta [2]. Al cierre de la semana 4 solo existen definiciones, revisiones y planificación; no se declara implementada, probada ni evidenciada ninguna funcionalidad.</w:t>
       </w:r>
     </w:p>
     <w:tbl>
@@ -8072,7 +8165,7 @@
                 <w:color w:val="252525"/>
                 <w:sz w:val="17"/>
               </w:rPr>
-              <w:t>Pruebas negativas entre roles/clases; revisión de secretos y entradas.</w:t>
+              <w:t>Pruebas negativas entre roles, clases y organizaciones; revisión de secretos y entradas.</w:t>
             </w:r>
           </w:p>
         </w:tc>
@@ -8099,7 +8192,7 @@
                 <w:color w:val="252525"/>
                 <w:sz w:val="17"/>
               </w:rPr>
-              <w:t>Accesos rechazados, logs y repositorio sin PII.</w:t>
+              <w:t>Accesos cruzados rechazados, auditoría y repositorio sin datos personales reales.</w:t>
             </w:r>
           </w:p>
         </w:tc>
@@ -8158,7 +8251,7 @@
                 <w:color w:val="252525"/>
                 <w:sz w:val="17"/>
               </w:rPr>
-              <w:t>Casos de salida inválida, baja confianza, costo y timeout.</w:t>
+              <w:t>Casos de salida inválida, NO_EVIDENCE, PROVIDER_UNAVAILABLE, costo y timeout.</w:t>
             </w:r>
           </w:p>
         </w:tc>
@@ -8185,7 +8278,7 @@
                 <w:color w:val="252525"/>
                 <w:sz w:val="17"/>
               </w:rPr>
-              <w:t>Degradación segura sin perder el intento.</w:t>
+              <w:t>Fallback determinístico sin perder el intento y sin puntaje de confianza.</w:t>
             </w:r>
           </w:p>
         </w:tc>
@@ -8357,7 +8450,7 @@
                 <w:color w:val="252525"/>
                 <w:sz w:val="17"/>
               </w:rPr>
-              <w:t>Docker Compose, variables y README verificados.</w:t>
+              <w:t>Docker Compose/Supabase CLI en local y despliegue Vercel-Supabase-Azure documentado; secretos y Vercel Sandbox verificados.</w:t>
             </w:r>
           </w:p>
         </w:tc>
@@ -8475,7 +8568,7 @@
                 <w:color w:val="252525"/>
                 <w:sz w:val="17"/>
               </w:rPr>
-              <w:t>Usabilidad</w:t>
+              <w:t>Usabilidad y accesibilidad</w:t>
             </w:r>
           </w:p>
         </w:tc>
@@ -8502,7 +8595,7 @@
                 <w:color w:val="252525"/>
                 <w:sz w:val="17"/>
               </w:rPr>
-              <w:t>Sesiones breves y checklist de accesibilidad.</w:t>
+              <w:t>Pruebas breves y lista de comprobación WCAG 2.2 AA en los flujos críticos.</w:t>
             </w:r>
           </w:p>
         </w:tc>
@@ -8529,7 +8622,7 @@
                 <w:color w:val="252525"/>
                 <w:sz w:val="17"/>
               </w:rPr>
-              <w:t>Hallazgos priorizados y correcciones registradas.</w:t>
+              <w:t>Hallazgos priorizados y correcciones registradas para administrador, profesor y estudiante.</w:t>
             </w:r>
           </w:p>
         </w:tc>
@@ -8711,7 +8804,7 @@
           <w:color w:val="252525"/>
           <w:sz w:val="24"/>
         </w:rPr>
-        <w:t>8.2 Inteligencia de negocios y minería de datos</w:t>
+        <w:t>8.2 Inteligencia artificial generativa, RAG y señales determinísticas</w:t>
       </w:r>
     </w:p>
     <w:p>
@@ -8725,7 +8818,7 @@
           <w:i w:val="0"/>
           <w:sz w:val="22"/>
         </w:rPr>
-        <w:t>Para cumplir la exigencia particular de la sección, Alunza incorporará inteligencia de negocios con al menos tres KPI, un proceso ETL y un dashboard, además de un KPI probabilístico de minería de datos. Esta incorporación reutilizará la telemetría ya necesaria para el producto y no ampliará la promesa hacia calificaciones automáticas o predicciones de reprobación.</w:t>
+        <w:t>Para cumplir la exigencia disciplinaria mediante la alternativa acordada, Alunza incorporará inteligencia artificial generativa con RAG. La evaluación técnica determinística seguirá siendo la fuente de verdad; la IA solo redactará explicaciones y pistas fundamentadas en material autorizado. Cada intento se persistirá antes de solicitar feedback, y la IA no calculará progreso, señales, notas ni decisiones académicas.</w:t>
       </w:r>
     </w:p>
     <w:tbl>
@@ -8768,7 +8861,7 @@
                 <w:color w:val="252525"/>
                 <w:sz w:val="21"/>
               </w:rPr>
-              <w:t>ETL propuesto: extraer intentos, eventos y resultados → limpiar, anonimizar y agregar por clase/periodo/concepto → cargar un modelo analítico para dashboard web y/o Power BI.</w:t>
+              <w:t>Flujo RAG previsto: documento autorizado → extracción → fragmentación de 500 tokens con 50 de solapamiento → embeddings → pgvector → recuperación filtrada top-k=5 → feedback con fuente.</w:t>
             </w:r>
           </w:p>
         </w:tc>
@@ -8801,8 +8894,8 @@
       </w:tblGrid>
       <w:tr>
         <w:trPr>
+          <w:cantSplit/>
           <w:tblHeader w:val="true"/>
-          <w:cantSplit/>
         </w:trPr>
         <w:tc>
           <w:tcPr>
@@ -8828,7 +8921,7 @@
                 <w:color w:val="FFFFFF"/>
                 <w:sz w:val="20"/>
               </w:rPr>
-              <w:t>Indicador</w:t>
+              <w:t>Elemento</w:t>
             </w:r>
           </w:p>
         </w:tc>
@@ -8856,7 +8949,7 @@
                 <w:color w:val="FFFFFF"/>
                 <w:sz w:val="20"/>
               </w:rPr>
-              <w:t>Cálculo o enfoque</w:t>
+              <w:t>Definición acordada</w:t>
             </w:r>
           </w:p>
         </w:tc>
@@ -8884,7 +8977,7 @@
                 <w:color w:val="FFFFFF"/>
                 <w:sz w:val="20"/>
               </w:rPr>
-              <w:t>Uso previsto</w:t>
+              <w:t>Criterio verificable</w:t>
             </w:r>
           </w:p>
         </w:tc>
@@ -8916,7 +9009,7 @@
                 <w:color w:val="252525"/>
                 <w:sz w:val="20"/>
               </w:rPr>
-              <w:t>KPI 1: finalización</w:t>
+              <w:t>Documentos RAG</w:t>
             </w:r>
           </w:p>
         </w:tc>
@@ -8943,7 +9036,7 @@
                 <w:color w:val="252525"/>
                 <w:sz w:val="20"/>
               </w:rPr>
-              <w:t>Actividades completadas / actividades publicadas × 100.</w:t>
+              <w:t>PDF con texto, TXT o Markdown; máximo 10 MB.</w:t>
             </w:r>
           </w:p>
         </w:tc>
@@ -8970,7 +9063,7 @@
                 <w:color w:val="252525"/>
                 <w:sz w:val="20"/>
               </w:rPr>
-              <w:t>Participación formativa por clase y periodo.</w:t>
+              <w:t>Solo fuentes autorizadas y visibles dentro de la organización y clase.</w:t>
             </w:r>
           </w:p>
         </w:tc>
@@ -9002,7 +9095,7 @@
                 <w:color w:val="252525"/>
                 <w:sz w:val="20"/>
               </w:rPr>
-              <w:t>KPI 2: avance en pruebas</w:t>
+              <w:t>Fragmentación</w:t>
             </w:r>
           </w:p>
         </w:tc>
@@ -9029,7 +9122,7 @@
                 <w:color w:val="252525"/>
                 <w:sz w:val="20"/>
               </w:rPr>
-              <w:t>Casos de prueba superados / casos ejecutados × 100.</w:t>
+              <w:t>500 tokens, 50 de solapamiento y recuperación top-k=5 fragmentos.</w:t>
             </w:r>
           </w:p>
         </w:tc>
@@ -9056,7 +9149,7 @@
                 <w:color w:val="252525"/>
                 <w:sz w:val="20"/>
               </w:rPr>
-              <w:t>Progreso técnico por actividad y concepto.</w:t>
+              <w:t>Parámetros versionados; prueba con fuente correcta y aislamiento.</w:t>
             </w:r>
           </w:p>
         </w:tc>
@@ -9088,7 +9181,7 @@
                 <w:color w:val="252525"/>
                 <w:sz w:val="20"/>
               </w:rPr>
-              <w:t>KPI 3: error repetido</w:t>
+              <w:t>Contrato de salida</w:t>
             </w:r>
           </w:p>
         </w:tc>
@@ -9115,7 +9208,7 @@
                 <w:color w:val="252525"/>
                 <w:sz w:val="20"/>
               </w:rPr>
-              <w:t>Estudiantes con señal de error repetido / estudiantes activos × 100.</w:t>
+              <w:t>diagnosis_code, explanation, hint, source_refs, status.</w:t>
             </w:r>
           </w:p>
         </w:tc>
@@ -9142,7 +9235,7 @@
                 <w:color w:val="252525"/>
                 <w:sz w:val="20"/>
               </w:rPr>
-              <w:t>Priorización de refuerzo docente.</w:t>
+              <w:t>El backend valida estructura y tipos antes de mostrar el feedback.</w:t>
             </w:r>
           </w:p>
         </w:tc>
@@ -9174,7 +9267,7 @@
                 <w:color w:val="252525"/>
                 <w:sz w:val="20"/>
               </w:rPr>
-              <w:t>KPI probabilístico</w:t>
+              <w:t>Diagnóstico</w:t>
             </w:r>
           </w:p>
         </w:tc>
@@ -9201,7 +9294,7 @@
                 <w:color w:val="252525"/>
                 <w:sz w:val="20"/>
               </w:rPr>
-              <w:t>Probabilidad de resolver el ejercicio en el próximo intento.</w:t>
+              <w:t>SUCCESS, SYNTAX_ERROR, RUNTIME_ERROR, FAILED_TEST, TIMEOUT, UNKNOWN.</w:t>
             </w:r>
           </w:p>
         </w:tc>
@@ -9228,7 +9321,609 @@
                 <w:color w:val="252525"/>
                 <w:sz w:val="20"/>
               </w:rPr>
-              <w:t>Experimento académico con variables como tendencia de tests, pistas y repetición; no se usa para sancionar, calificar ni predecir deserción.</w:t>
+              <w:t>Solo valores permitidos; la fuente técnica sigue siendo determinística.</w:t>
+            </w:r>
+          </w:p>
+        </w:tc>
+      </w:tr>
+      <w:tr>
+        <w:trPr>
+          <w:cantSplit/>
+        </w:trPr>
+        <w:tc>
+          <w:tcPr>
+            <w:tcW w:type="dxa" w:w="2088"/>
+            <w:shd w:fill="F2F2F2" w:val="clear"/>
+            <w:tcMar>
+              <w:top w:w="70" w:type="dxa"/>
+              <w:start w:w="85" w:type="dxa"/>
+              <w:bottom w:w="70" w:type="dxa"/>
+              <w:end w:w="85" w:type="dxa"/>
+            </w:tcMar>
+            <w:vAlign w:val="top"/>
+          </w:tcPr>
+          <w:p>
+            <w:pPr>
+              <w:spacing w:after="0" w:line="240" w:lineRule="auto"/>
+              <w:jc w:val="left"/>
+            </w:pPr>
+            <w:r>
+              <w:rPr>
+                <w:rFonts w:ascii="Arial" w:hAnsi="Arial" w:eastAsia="Arial"/>
+                <w:color w:val="252525"/>
+                <w:sz w:val="20"/>
+              </w:rPr>
+              <w:t>Estado RAG</w:t>
+            </w:r>
+          </w:p>
+        </w:tc>
+        <w:tc>
+          <w:tcPr>
+            <w:tcW w:type="dxa" w:w="3672"/>
+            <w:shd w:fill="F2F2F2" w:val="clear"/>
+            <w:tcMar>
+              <w:top w:w="70" w:type="dxa"/>
+              <w:start w:w="85" w:type="dxa"/>
+              <w:bottom w:w="70" w:type="dxa"/>
+              <w:end w:w="85" w:type="dxa"/>
+            </w:tcMar>
+            <w:vAlign w:val="top"/>
+          </w:tcPr>
+          <w:p>
+            <w:pPr>
+              <w:spacing w:after="0" w:line="240" w:lineRule="auto"/>
+              <w:jc w:val="left"/>
+            </w:pPr>
+            <w:r>
+              <w:rPr>
+                <w:rFonts w:ascii="Arial" w:hAnsi="Arial" w:eastAsia="Arial"/>
+                <w:color w:val="252525"/>
+                <w:sz w:val="20"/>
+              </w:rPr>
+              <w:t>SUPPORTED, NO_EVIDENCE, PROVIDER_UNAVAILABLE.</w:t>
+            </w:r>
+          </w:p>
+        </w:tc>
+        <w:tc>
+          <w:tcPr>
+            <w:tcW w:type="dxa" w:w="3960"/>
+            <w:shd w:fill="F2F2F2" w:val="clear"/>
+            <w:tcMar>
+              <w:top w:w="70" w:type="dxa"/>
+              <w:start w:w="85" w:type="dxa"/>
+              <w:bottom w:w="70" w:type="dxa"/>
+              <w:end w:w="85" w:type="dxa"/>
+            </w:tcMar>
+            <w:vAlign w:val="top"/>
+          </w:tcPr>
+          <w:p>
+            <w:pPr>
+              <w:spacing w:after="0" w:line="240" w:lineRule="auto"/>
+              <w:jc w:val="left"/>
+            </w:pPr>
+            <w:r>
+              <w:rPr>
+                <w:rFonts w:ascii="Arial" w:hAnsi="Arial" w:eastAsia="Arial"/>
+                <w:color w:val="252525"/>
+                <w:sz w:val="20"/>
+              </w:rPr>
+              <w:t>No se emite puntaje de confianza.</w:t>
+            </w:r>
+          </w:p>
+        </w:tc>
+      </w:tr>
+      <w:tr>
+        <w:trPr>
+          <w:cantSplit/>
+        </w:trPr>
+        <w:tc>
+          <w:tcPr>
+            <w:tcW w:type="dxa" w:w="2088"/>
+            <w:shd w:fill="F2F2F2" w:val="clear"/>
+            <w:tcMar>
+              <w:top w:w="70" w:type="dxa"/>
+              <w:start w:w="85" w:type="dxa"/>
+              <w:bottom w:w="70" w:type="dxa"/>
+              <w:end w:w="85" w:type="dxa"/>
+            </w:tcMar>
+            <w:vAlign w:val="top"/>
+          </w:tcPr>
+          <w:p>
+            <w:pPr>
+              <w:spacing w:after="0" w:line="240" w:lineRule="auto"/>
+              <w:jc w:val="left"/>
+            </w:pPr>
+            <w:r>
+              <w:rPr>
+                <w:rFonts w:ascii="Arial" w:hAnsi="Arial" w:eastAsia="Arial"/>
+                <w:color w:val="252525"/>
+                <w:sz w:val="20"/>
+              </w:rPr>
+              <w:t>INACTIVITY</w:t>
+            </w:r>
+          </w:p>
+        </w:tc>
+        <w:tc>
+          <w:tcPr>
+            <w:tcW w:type="dxa" w:w="3672"/>
+            <w:shd w:fill="F2F2F2" w:val="clear"/>
+            <w:tcMar>
+              <w:top w:w="70" w:type="dxa"/>
+              <w:start w:w="85" w:type="dxa"/>
+              <w:bottom w:w="70" w:type="dxa"/>
+              <w:end w:w="85" w:type="dxa"/>
+            </w:tcMar>
+            <w:vAlign w:val="top"/>
+          </w:tcPr>
+          <w:p>
+            <w:pPr>
+              <w:spacing w:after="0" w:line="240" w:lineRule="auto"/>
+              <w:jc w:val="left"/>
+            </w:pPr>
+            <w:r>
+              <w:rPr>
+                <w:rFonts w:ascii="Arial" w:hAnsi="Arial" w:eastAsia="Arial"/>
+                <w:color w:val="252525"/>
+                <w:sz w:val="20"/>
+              </w:rPr>
+              <w:t>Siete días sin eventos.</w:t>
+            </w:r>
+          </w:p>
+        </w:tc>
+        <w:tc>
+          <w:tcPr>
+            <w:tcW w:type="dxa" w:w="3960"/>
+            <w:shd w:fill="F2F2F2" w:val="clear"/>
+            <w:tcMar>
+              <w:top w:w="70" w:type="dxa"/>
+              <w:start w:w="85" w:type="dxa"/>
+              <w:bottom w:w="70" w:type="dxa"/>
+              <w:end w:w="85" w:type="dxa"/>
+            </w:tcMar>
+            <w:vAlign w:val="top"/>
+          </w:tcPr>
+          <w:p>
+            <w:pPr>
+              <w:spacing w:after="0" w:line="240" w:lineRule="auto"/>
+              <w:jc w:val="left"/>
+            </w:pPr>
+            <w:r>
+              <w:rPr>
+                <w:rFonts w:ascii="Arial" w:hAnsi="Arial" w:eastAsia="Arial"/>
+                <w:color w:val="252525"/>
+                <w:sz w:val="20"/>
+              </w:rPr>
+              <w:t>La regla SQL crea o mantiene una señal ACTIVE.</w:t>
+            </w:r>
+          </w:p>
+        </w:tc>
+      </w:tr>
+      <w:tr>
+        <w:trPr>
+          <w:cantSplit/>
+        </w:trPr>
+        <w:tc>
+          <w:tcPr>
+            <w:tcW w:type="dxa" w:w="2088"/>
+            <w:shd w:fill="F2F2F2" w:val="clear"/>
+            <w:tcMar>
+              <w:top w:w="70" w:type="dxa"/>
+              <w:start w:w="85" w:type="dxa"/>
+              <w:bottom w:w="70" w:type="dxa"/>
+              <w:end w:w="85" w:type="dxa"/>
+            </w:tcMar>
+            <w:vAlign w:val="top"/>
+          </w:tcPr>
+          <w:p>
+            <w:pPr>
+              <w:spacing w:after="0" w:line="240" w:lineRule="auto"/>
+              <w:jc w:val="left"/>
+            </w:pPr>
+            <w:r>
+              <w:rPr>
+                <w:rFonts w:ascii="Arial" w:hAnsi="Arial" w:eastAsia="Arial"/>
+                <w:color w:val="252525"/>
+                <w:sz w:val="20"/>
+              </w:rPr>
+              <w:t>REPEATED_ERROR</w:t>
+            </w:r>
+          </w:p>
+        </w:tc>
+        <w:tc>
+          <w:tcPr>
+            <w:tcW w:type="dxa" w:w="3672"/>
+            <w:shd w:fill="F2F2F2" w:val="clear"/>
+            <w:tcMar>
+              <w:top w:w="70" w:type="dxa"/>
+              <w:start w:w="85" w:type="dxa"/>
+              <w:bottom w:w="70" w:type="dxa"/>
+              <w:end w:w="85" w:type="dxa"/>
+            </w:tcMar>
+            <w:vAlign w:val="top"/>
+          </w:tcPr>
+          <w:p>
+            <w:pPr>
+              <w:spacing w:after="0" w:line="240" w:lineRule="auto"/>
+              <w:jc w:val="left"/>
+            </w:pPr>
+            <w:r>
+              <w:rPr>
+                <w:rFonts w:ascii="Arial" w:hAnsi="Arial" w:eastAsia="Arial"/>
+                <w:color w:val="252525"/>
+                <w:sz w:val="20"/>
+              </w:rPr>
+              <w:t>Mismo error técnico en tres intentos consecutivos dentro de catorce días.</w:t>
+            </w:r>
+          </w:p>
+        </w:tc>
+        <w:tc>
+          <w:tcPr>
+            <w:tcW w:type="dxa" w:w="3960"/>
+            <w:shd w:fill="F2F2F2" w:val="clear"/>
+            <w:tcMar>
+              <w:top w:w="70" w:type="dxa"/>
+              <w:start w:w="85" w:type="dxa"/>
+              <w:bottom w:w="70" w:type="dxa"/>
+              <w:end w:w="85" w:type="dxa"/>
+            </w:tcMar>
+            <w:vAlign w:val="top"/>
+          </w:tcPr>
+          <w:p>
+            <w:pPr>
+              <w:spacing w:after="0" w:line="240" w:lineRule="auto"/>
+              <w:jc w:val="left"/>
+            </w:pPr>
+            <w:r>
+              <w:rPr>
+                <w:rFonts w:ascii="Arial" w:hAnsi="Arial" w:eastAsia="Arial"/>
+                <w:color w:val="252525"/>
+                <w:sz w:val="20"/>
+              </w:rPr>
+              <w:t>La regla es determinística y conserva la evidencia de los intentos.</w:t>
+            </w:r>
+          </w:p>
+        </w:tc>
+      </w:tr>
+      <w:tr>
+        <w:trPr>
+          <w:cantSplit/>
+        </w:trPr>
+        <w:tc>
+          <w:tcPr>
+            <w:tcW w:type="dxa" w:w="2088"/>
+            <w:shd w:fill="F2F2F2" w:val="clear"/>
+            <w:tcMar>
+              <w:top w:w="70" w:type="dxa"/>
+              <w:start w:w="85" w:type="dxa"/>
+              <w:bottom w:w="70" w:type="dxa"/>
+              <w:end w:w="85" w:type="dxa"/>
+            </w:tcMar>
+            <w:vAlign w:val="top"/>
+          </w:tcPr>
+          <w:p>
+            <w:pPr>
+              <w:spacing w:after="0" w:line="240" w:lineRule="auto"/>
+              <w:jc w:val="left"/>
+            </w:pPr>
+            <w:r>
+              <w:rPr>
+                <w:rFonts w:ascii="Arial" w:hAnsi="Arial" w:eastAsia="Arial"/>
+                <w:color w:val="252525"/>
+                <w:sz w:val="20"/>
+              </w:rPr>
+              <w:t>STAGNATION</w:t>
+            </w:r>
+          </w:p>
+        </w:tc>
+        <w:tc>
+          <w:tcPr>
+            <w:tcW w:type="dxa" w:w="3672"/>
+            <w:shd w:fill="F2F2F2" w:val="clear"/>
+            <w:tcMar>
+              <w:top w:w="70" w:type="dxa"/>
+              <w:start w:w="85" w:type="dxa"/>
+              <w:bottom w:w="70" w:type="dxa"/>
+              <w:end w:w="85" w:type="dxa"/>
+            </w:tcMar>
+            <w:vAlign w:val="top"/>
+          </w:tcPr>
+          <w:p>
+            <w:pPr>
+              <w:spacing w:after="0" w:line="240" w:lineRule="auto"/>
+              <w:jc w:val="left"/>
+            </w:pPr>
+            <w:r>
+              <w:rPr>
+                <w:rFonts w:ascii="Arial" w:hAnsi="Arial" w:eastAsia="Arial"/>
+                <w:color w:val="252525"/>
+                <w:sz w:val="20"/>
+              </w:rPr>
+              <w:t>Tres intentos del mismo ejercicio sin aumentar los casos visibles superados.</w:t>
+            </w:r>
+          </w:p>
+        </w:tc>
+        <w:tc>
+          <w:tcPr>
+            <w:tcW w:type="dxa" w:w="3960"/>
+            <w:shd w:fill="F2F2F2" w:val="clear"/>
+            <w:tcMar>
+              <w:top w:w="70" w:type="dxa"/>
+              <w:start w:w="85" w:type="dxa"/>
+              <w:bottom w:w="70" w:type="dxa"/>
+              <w:end w:w="85" w:type="dxa"/>
+            </w:tcMar>
+            <w:vAlign w:val="top"/>
+          </w:tcPr>
+          <w:p>
+            <w:pPr>
+              <w:spacing w:after="0" w:line="240" w:lineRule="auto"/>
+              <w:jc w:val="left"/>
+            </w:pPr>
+            <w:r>
+              <w:rPr>
+                <w:rFonts w:ascii="Arial" w:hAnsi="Arial" w:eastAsia="Arial"/>
+                <w:color w:val="252525"/>
+                <w:sz w:val="20"/>
+              </w:rPr>
+              <w:t>El profesor puede marcar la señal como REVIEWED.</w:t>
+            </w:r>
+          </w:p>
+        </w:tc>
+      </w:tr>
+      <w:tr>
+        <w:trPr>
+          <w:cantSplit/>
+        </w:trPr>
+        <w:tc>
+          <w:tcPr>
+            <w:tcW w:type="dxa" w:w="2088"/>
+            <w:shd w:fill="F2F2F2" w:val="clear"/>
+            <w:tcMar>
+              <w:top w:w="70" w:type="dxa"/>
+              <w:start w:w="85" w:type="dxa"/>
+              <w:bottom w:w="70" w:type="dxa"/>
+              <w:end w:w="85" w:type="dxa"/>
+            </w:tcMar>
+            <w:vAlign w:val="top"/>
+          </w:tcPr>
+          <w:p>
+            <w:pPr>
+              <w:spacing w:after="0" w:line="240" w:lineRule="auto"/>
+              <w:jc w:val="left"/>
+            </w:pPr>
+            <w:r>
+              <w:rPr>
+                <w:rFonts w:ascii="Arial" w:hAnsi="Arial" w:eastAsia="Arial"/>
+                <w:color w:val="252525"/>
+                <w:sz w:val="20"/>
+              </w:rPr>
+              <w:t>Progreso</w:t>
+            </w:r>
+          </w:p>
+        </w:tc>
+        <w:tc>
+          <w:tcPr>
+            <w:tcW w:type="dxa" w:w="3672"/>
+            <w:shd w:fill="F2F2F2" w:val="clear"/>
+            <w:tcMar>
+              <w:top w:w="70" w:type="dxa"/>
+              <w:start w:w="85" w:type="dxa"/>
+              <w:bottom w:w="70" w:type="dxa"/>
+              <w:end w:w="85" w:type="dxa"/>
+            </w:tcMar>
+            <w:vAlign w:val="top"/>
+          </w:tcPr>
+          <w:p>
+            <w:pPr>
+              <w:spacing w:after="0" w:line="240" w:lineRule="auto"/>
+              <w:jc w:val="left"/>
+            </w:pPr>
+            <w:r>
+              <w:rPr>
+                <w:rFonts w:ascii="Arial" w:hAnsi="Arial" w:eastAsia="Arial"/>
+                <w:color w:val="252525"/>
+                <w:sz w:val="20"/>
+              </w:rPr>
+              <w:t>Ejercicios completados / ejercicios requeridos.</w:t>
+            </w:r>
+          </w:p>
+        </w:tc>
+        <w:tc>
+          <w:tcPr>
+            <w:tcW w:type="dxa" w:w="3960"/>
+            <w:shd w:fill="F2F2F2" w:val="clear"/>
+            <w:tcMar>
+              <w:top w:w="70" w:type="dxa"/>
+              <w:start w:w="85" w:type="dxa"/>
+              <w:bottom w:w="70" w:type="dxa"/>
+              <w:end w:w="85" w:type="dxa"/>
+            </w:tcMar>
+            <w:vAlign w:val="top"/>
+          </w:tcPr>
+          <w:p>
+            <w:pPr>
+              <w:spacing w:after="0" w:line="240" w:lineRule="auto"/>
+              <w:jc w:val="left"/>
+            </w:pPr>
+            <w:r>
+              <w:rPr>
+                <w:rFonts w:ascii="Arial" w:hAnsi="Arial" w:eastAsia="Arial"/>
+                <w:color w:val="252525"/>
+                <w:sz w:val="20"/>
+              </w:rPr>
+              <w:t>Un ejercicio se completa al superar todos los casos requeridos; no revela casos ocultos.</w:t>
+            </w:r>
+          </w:p>
+        </w:tc>
+      </w:tr>
+      <w:tr>
+        <w:trPr>
+          <w:cantSplit/>
+        </w:trPr>
+        <w:tc>
+          <w:tcPr>
+            <w:tcW w:type="dxa" w:w="2088"/>
+            <w:shd w:fill="F2F2F2" w:val="clear"/>
+            <w:tcMar>
+              <w:top w:w="70" w:type="dxa"/>
+              <w:start w:w="85" w:type="dxa"/>
+              <w:bottom w:w="70" w:type="dxa"/>
+              <w:end w:w="85" w:type="dxa"/>
+            </w:tcMar>
+            <w:vAlign w:val="top"/>
+          </w:tcPr>
+          <w:p>
+            <w:pPr>
+              <w:spacing w:after="0" w:line="240" w:lineRule="auto"/>
+              <w:jc w:val="left"/>
+            </w:pPr>
+            <w:r>
+              <w:rPr>
+                <w:rFonts w:ascii="Arial" w:hAnsi="Arial" w:eastAsia="Arial"/>
+                <w:color w:val="252525"/>
+                <w:sz w:val="20"/>
+              </w:rPr>
+              <w:t>Estados comunes</w:t>
+            </w:r>
+          </w:p>
+        </w:tc>
+        <w:tc>
+          <w:tcPr>
+            <w:tcW w:type="dxa" w:w="3672"/>
+            <w:shd w:fill="F2F2F2" w:val="clear"/>
+            <w:tcMar>
+              <w:top w:w="70" w:type="dxa"/>
+              <w:start w:w="85" w:type="dxa"/>
+              <w:bottom w:w="70" w:type="dxa"/>
+              <w:end w:w="85" w:type="dxa"/>
+            </w:tcMar>
+            <w:vAlign w:val="top"/>
+          </w:tcPr>
+          <w:p>
+            <w:pPr>
+              <w:spacing w:after="0" w:line="240" w:lineRule="auto"/>
+              <w:jc w:val="left"/>
+            </w:pPr>
+            <w:r>
+              <w:rPr>
+                <w:rFonts w:ascii="Arial" w:hAnsi="Arial" w:eastAsia="Arial"/>
+                <w:color w:val="252525"/>
+                <w:sz w:val="20"/>
+              </w:rPr>
+              <w:t>Señal ACTIVE/REVIEWED; actividad DRAFT/PUBLISHED/CLOSED; usuario INVITED/ACTIVE/DISABLED.</w:t>
+            </w:r>
+          </w:p>
+        </w:tc>
+        <w:tc>
+          <w:tcPr>
+            <w:tcW w:type="dxa" w:w="3960"/>
+            <w:shd w:fill="F2F2F2" w:val="clear"/>
+            <w:tcMar>
+              <w:top w:w="70" w:type="dxa"/>
+              <w:start w:w="85" w:type="dxa"/>
+              <w:bottom w:w="70" w:type="dxa"/>
+              <w:end w:w="85" w:type="dxa"/>
+            </w:tcMar>
+            <w:vAlign w:val="top"/>
+          </w:tcPr>
+          <w:p>
+            <w:pPr>
+              <w:spacing w:after="0" w:line="240" w:lineRule="auto"/>
+              <w:jc w:val="left"/>
+            </w:pPr>
+            <w:r>
+              <w:rPr>
+                <w:rFonts w:ascii="Arial" w:hAnsi="Arial" w:eastAsia="Arial"/>
+                <w:color w:val="252525"/>
+                <w:sz w:val="20"/>
+              </w:rPr>
+              <w:t>Los cambios de estado se autorizan por organización y rol.</w:t>
+            </w:r>
+          </w:p>
+        </w:tc>
+      </w:tr>
+      <w:tr>
+        <w:trPr>
+          <w:cantSplit/>
+        </w:trPr>
+        <w:tc>
+          <w:tcPr>
+            <w:tcW w:type="dxa" w:w="2088"/>
+            <w:shd w:fill="F2F2F2" w:val="clear"/>
+            <w:tcMar>
+              <w:top w:w="70" w:type="dxa"/>
+              <w:start w:w="85" w:type="dxa"/>
+              <w:bottom w:w="70" w:type="dxa"/>
+              <w:end w:w="85" w:type="dxa"/>
+            </w:tcMar>
+            <w:vAlign w:val="top"/>
+          </w:tcPr>
+          <w:p>
+            <w:pPr>
+              <w:spacing w:after="0" w:line="240" w:lineRule="auto"/>
+              <w:jc w:val="left"/>
+            </w:pPr>
+            <w:r>
+              <w:rPr>
+                <w:rFonts w:ascii="Arial" w:hAnsi="Arial" w:eastAsia="Arial"/>
+                <w:color w:val="252525"/>
+                <w:sz w:val="20"/>
+              </w:rPr>
+              <w:t>Objetivos técnicos</w:t>
+            </w:r>
+          </w:p>
+        </w:tc>
+        <w:tc>
+          <w:tcPr>
+            <w:tcW w:type="dxa" w:w="3672"/>
+            <w:shd w:fill="F2F2F2" w:val="clear"/>
+            <w:tcMar>
+              <w:top w:w="70" w:type="dxa"/>
+              <w:start w:w="85" w:type="dxa"/>
+              <w:bottom w:w="70" w:type="dxa"/>
+              <w:end w:w="85" w:type="dxa"/>
+            </w:tcMar>
+            <w:vAlign w:val="top"/>
+          </w:tcPr>
+          <w:p>
+            <w:pPr>
+              <w:spacing w:after="0" w:line="240" w:lineRule="auto"/>
+              <w:jc w:val="left"/>
+            </w:pPr>
+            <w:r>
+              <w:rPr>
+                <w:rFonts w:ascii="Arial" w:hAnsi="Arial" w:eastAsia="Arial"/>
+                <w:color w:val="252525"/>
+                <w:sz w:val="20"/>
+              </w:rPr>
+              <w:t>Interfaz/API p95 &lt;3 s; proceso máximo 3 s y ejecución completa p95 &lt;5 s; IA p95 &lt;12 s. Sandbox 1 vCPU/2 GB; proceso 128 MB/3 s/64 KB.</w:t>
+            </w:r>
+          </w:p>
+        </w:tc>
+        <w:tc>
+          <w:tcPr>
+            <w:tcW w:type="dxa" w:w="3960"/>
+            <w:shd w:fill="F2F2F2" w:val="clear"/>
+            <w:tcMar>
+              <w:top w:w="70" w:type="dxa"/>
+              <w:start w:w="85" w:type="dxa"/>
+              <w:bottom w:w="70" w:type="dxa"/>
+              <w:end w:w="85" w:type="dxa"/>
+            </w:tcMar>
+            <w:vAlign w:val="top"/>
+          </w:tcPr>
+          <w:p>
+            <w:pPr>
+              <w:spacing w:after="0" w:line="240" w:lineRule="auto"/>
+              <w:jc w:val="left"/>
+            </w:pPr>
+            <w:r>
+              <w:rPr>
+                <w:rFonts w:ascii="Arial" w:hAnsi="Arial" w:eastAsia="Arial"/>
+                <w:color w:val="252525"/>
+                <w:sz w:val="20"/>
+              </w:rPr>
+              <w:t>Medición planificada con conjunto de prueba documentado.</w:t>
             </w:r>
           </w:p>
         </w:tc>
@@ -9252,7 +9947,7 @@
           <w:color w:val="252525"/>
           <w:sz w:val="24"/>
         </w:rPr>
-        <w:t>8.3 Condiciones del componente probabilístico</w:t>
+        <w:t>8.3 Condiciones de operación de IA/RAG y señales</w:t>
       </w:r>
     </w:p>
     <w:p>
@@ -9275,7 +9970,7 @@
           <w:rFonts w:ascii="Arial" w:hAnsi="Arial" w:eastAsia="Arial"/>
           <w:sz w:val="22"/>
         </w:rPr>
-        <w:t>Se utilizarán datos sintéticos, anonimizados o autorizados; se documentará el tamaño y la calidad de la muestra.</w:t>
+        <w:t>La demostración utilizará exclusivamente datos sintéticos y rotulados como tales; no se incorporarán datos personales reales.</w:t>
       </w:r>
     </w:p>
     <w:p>
@@ -9298,7 +9993,7 @@
           <w:rFonts w:ascii="Arial" w:hAnsi="Arial" w:eastAsia="Arial"/>
           <w:sz w:val="22"/>
         </w:rPr>
-        <w:t>El algoritmo, las variables y la métrica de evaluación se seleccionarán según el volumen real disponible.</w:t>
+        <w:t>El intento y su resultado técnico se persistirán siempre antes de solicitar feedback a IA/RAG.</w:t>
       </w:r>
     </w:p>
     <w:p>
@@ -9321,7 +10016,7 @@
           <w:rFonts w:ascii="Arial" w:hAnsi="Arial" w:eastAsia="Arial"/>
           <w:sz w:val="22"/>
         </w:rPr>
-        <w:t>Si la muestra es insuficiente, se presentará un baseline exploratorio y la limitación quedará explícita.</w:t>
+        <w:t>Ante ausencia de evidencia o falla del proveedor, el backend devolverá NO_EVIDENCE o PROVIDER_UNAVAILABLE y mostrará un fallback determinístico, sin puntaje de confianza.</w:t>
       </w:r>
     </w:p>
     <w:p>
@@ -9344,7 +10039,7 @@
           <w:rFonts w:ascii="Arial" w:hAnsi="Arial" w:eastAsia="Arial"/>
           <w:sz w:val="22"/>
         </w:rPr>
-        <w:t>El resultado será apoyo analítico de bajo impacto; el profesor conservará la decisión académica.</w:t>
+        <w:t>El administrador versionará las reglas de señales; el profesor revisará la evidencia y conservará toda decisión pedagógica o académica.</w:t>
       </w:r>
     </w:p>
     <w:p>
@@ -9373,18 +10068,14 @@
           <w:i w:val="0"/>
           <w:sz w:val="22"/>
         </w:rPr>
-        <w:t>El MVP se considerará defendible si un profesor publica una actividad, un estudiante ejecuta y reintenta, el sistema persiste el intento y muestra casos de prueba, un diagnóstico utiliza una categoría controlada o unknown, el RAG recupera material autorizado con fuente visible, el profesor observa una señal explicable, el dashboard muestra los KPI definidos y una falla simulada del LLM no elimina el intento ni bloquea el resultado técnico.</w:t>
-      </w:r>
-    </w:p>
-    <w:p>
-      <w:r>
-        <w:br w:type="page"/>
+        <w:t>El MVP se considerará defendible si un administrador configura el espacio institucional, un profesor publica una actividad, un estudiante ejecuta y reintenta, el sistema persiste el intento antes de solicitar feedback y muestra casos de prueba, diagnosis_code utiliza un valor permitido incluido UNKNOWN, el RAG devuelve una fuente visible o un fallback controlado, y el panel docente presenta progreso y las tres señales determinísticas. Una falla simulada del proveedor no deberá eliminar el intento ni bloquear el resultado técnico.</w:t>
       </w:r>
     </w:p>
     <w:p>
       <w:pPr>
         <w:pStyle w:val="AlunzaH1"/>
         <w:keepNext/>
+        <w:pageBreakBefore w:val="0"/>
         <w:pBdr>
           <w:bottom w:val="single" w:sz="14" w:space="3" w:color="F2B800"/>
         </w:pBdr>
@@ -9515,7 +10206,7 @@
           <w:i w:val="0"/>
           <w:sz w:val="22"/>
         </w:rPr>
-        <w:t>I conclude that the project offers a strong opportunity to apply data engineering, artificial intelligence and software quality in a controlled context. Alunza does not treat a language model as the only source of truth; instead, it combines test cases, structured outputs, a limited error taxonomy, course-specific retrieval and business-intelligence indicators. My contribution can focus on building measurable and explainable components, evaluating failures and documenting uncertainty. This experience is aligned with professional work in data-driven products, where accuracy, traceability, cost and responsible use of AI must be balanced. The probabilistic KPI will also provide an opportunity to apply data-mining techniques without turning an exploratory model into an automatic academic judgment.</w:t>
+        <w:t>I conclude that the project offers a strong opportunity to apply data engineering, generative artificial intelligence and software quality in a controlled context. Alunza does not treat a language model as the source of technical truth; it combines deterministic test cases, a controlled diagnosis taxonomy, validated structured outputs and course-specific retrieval with visible sources. My contribution can focus on RAG ingestion and evaluation, versioned signal rules, failure analysis, observability and safe fallback behavior. This experience is aligned with professional work on data-informed products, where accuracy, traceability, latency, cost and responsible use of AI must be balanced without delegating progress, grading or academic decisions to a model.</w:t>
       </w:r>
     </w:p>
     <w:p>
@@ -9559,7 +10250,7 @@
           <w:i w:val="0"/>
           <w:sz w:val="22"/>
         </w:rPr>
-        <w:t>I conclude that Alunza is valuable because the success of the solution depends on how clearly students and instructors can understand and act on its information. My professional interests in product development, user experience and frontend engineering are represented by the design of accessible workflows, meaningful feedback states, teacher dashboards and a stable demonstration. The project will help me strengthen collaboration across API contracts, testing, analytics and deployment, proving that a useful interface must be supported by reliable data and well-defined engineering decisions. It also provides experience in translating an educational need into a product proposal that can be validated with institutions and improved through evidence.</w:t>
+        <w:t>I conclude that Alunza is valuable because the success of the solution depends on how clearly students, instructors and administrators can understand and act on its information. My professional interests in product development, user experience and frontend engineering are represented by accessible workflows, meaningful feedback states, an explainable teacher panel, administrative controls and a stable demonstration. The project will help me strengthen collaboration across API contracts, testing, operational evidence and deployment, proving that a useful interface must be supported by reliable data and well-defined engineering decisions. It also provides experience in translating an educational need into a product proposal that can be validated with institutions and improved through evidence.</w:t>
       </w:r>
     </w:p>
     <w:p>
@@ -9605,7 +10296,7 @@
           <w:i w:val="0"/>
           <w:sz w:val="22"/>
         </w:rPr>
-        <w:t>As a team, we recognize that the most difficult part of this project will not be adding many AI features. The real challenge will be building one coherent learning flow in which every result can be traced to technical evidence, authorized course material and explicit rules. This definition process helped us reduce the original idea to a realistic scope and distinguish mandatory capabilities from attractive but non-essential extensions. It also showed us that responsible educational technology requires uncertainty, privacy and human judgment to be visible in the design. Our main commitment is to integrate early and use evidence to guide decisions. We will measure progress through working increments, tests, documentation, analytics and contributions in version control. If a component threatens the end-to-end flow, we will reduce sophistication before sacrificing security, traceability or reliability. Through Alunza, we expect to strengthen our professional identity as engineers who can connect product needs, software architecture, data, quality, ethical AI and teamwork instead of treating them as separate activities.</w:t>
+        <w:t>As a team, we recognize that the most difficult part of this project will not be adding many AI features. The real challenge will be building one coherent learning flow in which every result can be traced to technical evidence, authorized course material and explicit rules. This definition process helped us reduce the original idea to a realistic scope and distinguish mandatory capabilities from attractive but non-essential extensions. It also showed us that responsible educational technology requires uncertainty, privacy and human judgment to be visible in the design. Our main commitment is to integrate early and use evidence to guide decisions. We will measure progress through working increments, tests, documentation, operational evidence and contributions in version control. If a component threatens the end-to-end flow, we will reduce sophistication before sacrificing security, traceability or reliability. Through Alunza, we expect to strengthen our professional identity as engineers who can connect product needs, software architecture, data, quality, ethical AI and teamwork instead of treating them as separate activities.</w:t>
       </w:r>
     </w:p>
     <w:p>
@@ -9727,6 +10418,78 @@
     <w:p>
       <w:r>
         <w:br w:type="page"/>
+      </w:r>
+    </w:p>
+    <w:p>
+      <w:pPr>
+        <w:pStyle w:val="AlunzaBody"/>
+      </w:pPr>
+      <w:r>
+        <w:t>[8] Node.js. (2026). Previous Releases. https://nodejs.org/en/about/previous-releases</w:t>
+      </w:r>
+    </w:p>
+    <w:p>
+      <w:pPr>
+        <w:pStyle w:val="AlunzaBody"/>
+      </w:pPr>
+      <w:r>
+        <w:t>[9] NestJS. (2026). Migration Guide. https://docs.nestjs.com/migration-guide</w:t>
+      </w:r>
+    </w:p>
+    <w:p>
+      <w:pPr>
+        <w:pStyle w:val="AlunzaBody"/>
+      </w:pPr>
+      <w:r>
+        <w:t>[10] Supabase. (2026). Auth Architecture. https://supabase.com/docs/guides/auth/architecture</w:t>
+      </w:r>
+    </w:p>
+    <w:p>
+      <w:pPr>
+        <w:pStyle w:val="AlunzaBody"/>
+      </w:pPr>
+      <w:r>
+        <w:t>[11] Supabase. (2026). Row Level Security. https://supabase.com/docs/guides/database/postgres/row-level-security</w:t>
+      </w:r>
+    </w:p>
+    <w:p>
+      <w:pPr>
+        <w:pStyle w:val="AlunzaBody"/>
+      </w:pPr>
+      <w:r>
+        <w:t>[12] Supabase. (2026). Vector Columns. https://supabase.com/docs/guides/ai/vector-columns</w:t>
+      </w:r>
+    </w:p>
+    <w:p>
+      <w:pPr>
+        <w:pStyle w:val="AlunzaBody"/>
+      </w:pPr>
+      <w:r>
+        <w:t>[13] Vercel. (2026). Sandbox. https://vercel.com/docs/sandbox</w:t>
+      </w:r>
+    </w:p>
+    <w:p>
+      <w:pPr>
+        <w:pStyle w:val="AlunzaBody"/>
+      </w:pPr>
+      <w:r>
+        <w:t>[14] Vercel. (2026). Sandbox Pricing. https://vercel.com/docs/sandbox/pricing</w:t>
+      </w:r>
+    </w:p>
+    <w:p>
+      <w:pPr>
+        <w:pStyle w:val="AlunzaBody"/>
+      </w:pPr>
+      <w:r>
+        <w:t>[15] Supabase. (2026). Pricing. https://supabase.com/pricing | Vercel. (2026). Pricing. https://vercel.com/pricing</w:t>
+      </w:r>
+    </w:p>
+    <w:p>
+      <w:pPr>
+        <w:pStyle w:val="AlunzaBody"/>
+      </w:pPr>
+      <w:r>
+        <w:t>[16] Microsoft. (2026). Azure Container Apps Billing. https://learn.microsoft.com/en-us/azure/container-apps/billing</w:t>
       </w:r>
     </w:p>
     <w:p>
@@ -10585,7 +11348,7 @@
           <w:rFonts w:ascii="Arial" w:hAnsi="Arial" w:eastAsia="Arial"/>
           <w:sz w:val="22"/>
         </w:rPr>
-        <w:t>Calidad disciplinaria: arquitectura, modelo de datos, UML, requisitos no funcionales, Docker, pruebas, seguridad, BI, minería de datos e innovación.</w:t>
+        <w:t>Calidad disciplinaria: arquitectura, modelo de datos, UML, requisitos no funcionales, Docker, pruebas, seguridad, IA generativa con RAG e innovación.</w:t>
       </w:r>
     </w:p>
     <w:tbl>
@@ -10628,7 +11391,7 @@
                 <w:color w:val="252525"/>
                 <w:sz w:val="21"/>
               </w:rPr>
-              <w:t>Recomendación del equipo: la definición cumple las condiciones del Proyecto APT. La implementación del componente de BI/minería de datos se mantiene sujeta a validación con el docente.</w:t>
+              <w:t>Recomendación del equipo: la definición cumple las condiciones del Proyecto APT. La alternativa disciplinaria seleccionada y aprobada internamente al 02/09/2026 es IA generativa con RAG; su trabajo técnico comienza en S2 y su incremento principal está planificado para S5.</w:t>
             </w:r>
           </w:p>
         </w:tc>
@@ -10636,18 +11399,9 @@
     </w:tbl>
     <w:p>
       <w:pPr>
-        <w:pStyle w:val="AlunzaTight"/>
-      </w:pPr>
-    </w:p>
-    <w:p>
-      <w:r>
-        <w:br w:type="page"/>
-      </w:r>
-    </w:p>
-    <w:p>
-      <w:pPr>
         <w:pStyle w:val="AlunzaH1"/>
         <w:keepNext/>
+        <w:pageBreakBefore/>
         <w:pBdr>
           <w:bottom w:val="single" w:sz="14" w:space="3" w:color="F2B800"/>
         </w:pBdr>
@@ -10876,7 +11630,7 @@
                 <w:color w:val="252525"/>
                 <w:sz w:val="20"/>
               </w:rPr>
-              <w:t>Inicio de S1 y actualización continua.</w:t>
+              <w:t>Base desde S2 y actualización continua.</w:t>
             </w:r>
           </w:p>
         </w:tc>
@@ -11107,7 +11861,7 @@
                 <w:color w:val="252525"/>
                 <w:sz w:val="20"/>
               </w:rPr>
-              <w:t>Aplicación web, API, base de datos, ejecutor controlado, RAG, dashboard y datos de demostración.</w:t>
+              <w:t>Next.js/Vercel, NestJS/Azure Container Apps, Supabase PostgreSQL/Auth/RLS/pgvector, Vercel Sandbox, RAG, panel y datos sintéticos.</w:t>
             </w:r>
           </w:p>
         </w:tc>
@@ -11134,7 +11888,7 @@
                 <w:color w:val="252525"/>
                 <w:sz w:val="20"/>
               </w:rPr>
-              <w:t>Incremental; ruta integrada al cierre de S4 (semana 10).</w:t>
+              <w:t>Incremental; primera ruta integrada al cierre de S4.</w:t>
             </w:r>
           </w:p>
         </w:tc>
@@ -11252,7 +12006,7 @@
                 <w:color w:val="252525"/>
                 <w:sz w:val="20"/>
               </w:rPr>
-              <w:t>IA y RAG</w:t>
+              <w:t>IA generativa y RAG</w:t>
             </w:r>
           </w:p>
         </w:tc>
@@ -11279,7 +12033,7 @@
                 <w:color w:val="252525"/>
                 <w:sz w:val="20"/>
               </w:rPr>
-              <w:t>Prompts/esquemas versionados, dataset etiquetado, consultas RAG, costo, latencia, fallas y limitaciones.</w:t>
+              <w:t>Prompts y esquemas versionados, contrato de salida, corpus sintético, consultas RAG, costo, latencia, fallas y limitaciones.</w:t>
             </w:r>
           </w:p>
         </w:tc>
@@ -11306,7 +12060,7 @@
                 <w:color w:val="252525"/>
                 <w:sz w:val="20"/>
               </w:rPr>
-              <w:t>S5–S6.</w:t>
+              <w:t>Incremento principal en S5; validación y calidad en S6.</w:t>
             </w:r>
           </w:p>
         </w:tc>
@@ -11338,7 +12092,7 @@
                 <w:color w:val="252525"/>
                 <w:sz w:val="20"/>
               </w:rPr>
-              <w:t>BI y minería de datos</w:t>
+              <w:t>Administración y gobernanza</w:t>
             </w:r>
           </w:p>
         </w:tc>
@@ -11365,7 +12119,7 @@
                 <w:color w:val="252525"/>
                 <w:sz w:val="20"/>
               </w:rPr>
-              <w:t>ETL, modelo analítico, tres KPI, dashboard, KPI probabilístico, evaluación y limitaciones.</w:t>
+              <w:t>Organizaciones, usuarios/roles, cursos/clases, taxonomía, banco, materiales RAG, reglas, auditoría y exportación CSV.</w:t>
             </w:r>
           </w:p>
         </w:tc>
@@ -11392,7 +12146,7 @@
                 <w:color w:val="252525"/>
                 <w:sz w:val="20"/>
               </w:rPr>
-              <w:t>Diseño en S1–S2; evidencia entre S6 y S7.</w:t>
+              <w:t>Incremental entre S2 y S7, según HU020–HU027.</w:t>
             </w:r>
           </w:p>
         </w:tc>
@@ -11451,7 +12205,7 @@
                 <w:color w:val="252525"/>
                 <w:sz w:val="20"/>
               </w:rPr>
-              <w:t>Dockerfile, Docker Compose, variables, datos de demo, manual técnico y ejecución desde cero.</w:t>
+              <w:t>Docker Compose, Supabase CLI, adaptador local, variables, datos demo y manual de despliegue Vercel-Supabase-Azure/Sandbox.</w:t>
             </w:r>
           </w:p>
         </w:tc>
@@ -11478,7 +12232,7 @@
                 <w:color w:val="252525"/>
                 <w:sz w:val="20"/>
               </w:rPr>
-              <w:t>Base al cierre de S2; versión final en S7.</w:t>
+              <w:t>Base al cierre de S2; versión final estabilizada en S8.</w:t>
             </w:r>
           </w:p>
         </w:tc>
@@ -11564,7 +12318,7 @@
                 <w:color w:val="252525"/>
                 <w:sz w:val="20"/>
               </w:rPr>
-              <w:t>Según disponibilidad; antes del inicio de S7.</w:t>
+              <w:t>Según disponibilidad; consolidación y ensayo en S8.</w:t>
             </w:r>
           </w:p>
         </w:tc>
@@ -11597,6 +12351,8 @@
       <w:footerReference w:type="default" r:id="rId10"/>
       <w:headerReference w:type="first" r:id="rId11"/>
       <w:footerReference w:type="first" r:id="rId12"/>
+      <w:headerReference w:type="even" r:id="rId14"/>
+      <w:footerReference w:type="even" r:id="rId15"/>
       <w:pgSz w:w="11906" w:h="16838"/>
       <w:pgMar w:top="935" w:right="992" w:bottom="935" w:left="992" w:header="312" w:footer="312" w:gutter="0"/>
       <w:cols w:space="720"/>
@@ -11735,6 +12491,16 @@
 </w:ftr>
 </file>
 
+<file path=word/footer3.xml><?xml version="1.0" encoding="utf-8"?>
+<w:ftr xmlns:m="http://schemas.openxmlformats.org/officeDocument/2006/math" xmlns:mc="http://schemas.openxmlformats.org/markup-compatibility/2006" xmlns:mo="http://schemas.microsoft.com/office/mac/office/2008/main" xmlns:mv="urn:schemas-microsoft-com:mac:vml" xmlns:o="urn:schemas-microsoft-com:office:office" xmlns:r="http://schemas.openxmlformats.org/officeDocument/2006/relationships" xmlns:v="urn:schemas-microsoft-com:vml" xmlns:w10="urn:schemas-microsoft-com:office:word" xmlns:w14="http://schemas.microsoft.com/office/word/2010/wordml" xmlns:w="http://schemas.openxmlformats.org/wordprocessingml/2006/main" xmlns:wne="http://schemas.microsoft.com/office/word/2006/wordml" xmlns:wp14="http://schemas.microsoft.com/office/word/2010/wordprocessingDrawing" xmlns:wp="http://schemas.openxmlformats.org/drawingml/2006/wordprocessingDrawing" xmlns:wpc="http://schemas.microsoft.com/office/word/2010/wordprocessingCanvas" xmlns:wpg="http://schemas.microsoft.com/office/word/2010/wordprocessingGroup" xmlns:wpi="http://schemas.microsoft.com/office/word/2010/wordprocessingInk" xmlns:wps="http://schemas.microsoft.com/office/word/2010/wordprocessingShape" mc:Ignorable="w14 wp14">
+  <w:p>
+    <w:pPr>
+      <w:pStyle w:val="Footer"/>
+    </w:pPr>
+  </w:p>
+</w:ftr>
+</file>
+
 <file path=word/header1.xml><?xml version="1.0" encoding="utf-8"?>
 <w:hdr xmlns:m="http://schemas.openxmlformats.org/officeDocument/2006/math" xmlns:mc="http://schemas.openxmlformats.org/markup-compatibility/2006" xmlns:mo="http://schemas.microsoft.com/office/mac/office/2008/main" xmlns:mv="urn:schemas-microsoft-com:mac:vml" xmlns:o="urn:schemas-microsoft-com:office:office" xmlns:r="http://schemas.openxmlformats.org/officeDocument/2006/relationships" xmlns:v="urn:schemas-microsoft-com:vml" xmlns:w10="urn:schemas-microsoft-com:office:word" xmlns:w14="http://schemas.microsoft.com/office/word/2010/wordml" xmlns:w="http://schemas.openxmlformats.org/wordprocessingml/2006/main" xmlns:wne="http://schemas.microsoft.com/office/word/2006/wordml" xmlns:wp14="http://schemas.microsoft.com/office/word/2010/wordprocessingDrawing" xmlns:wp="http://schemas.openxmlformats.org/drawingml/2006/wordprocessingDrawing" xmlns:wpc="http://schemas.microsoft.com/office/word/2010/wordprocessingCanvas" xmlns:wpg="http://schemas.microsoft.com/office/word/2010/wordprocessingGroup" xmlns:wpi="http://schemas.microsoft.com/office/word/2010/wordprocessingInk" xmlns:wps="http://schemas.microsoft.com/office/word/2010/wordprocessingShape" mc:Ignorable="w14 wp14">
   <w:p>
@@ -11806,7 +12572,7 @@
             <w:drawing>
               <wp:inline xmlns:a="http://schemas.openxmlformats.org/drawingml/2006/main" xmlns:pic="http://schemas.openxmlformats.org/drawingml/2006/picture">
                 <wp:extent cx="1234440" cy="353290"/>
-                <wp:docPr id="1" name="Picture 1"/>
+                <wp:docPr id="1" name="Picture 1" descr="Logotipos institucionales de Maleta Didáctica y Duoc UC" title="Logotipos institucionales de Maleta Didáctica y Duoc UC"/>
                 <wp:cNvGraphicFramePr>
                   <a:graphicFrameLocks noChangeAspect="1"/>
                 </wp:cNvGraphicFramePr>
@@ -11858,6 +12624,16 @@
       <w:pStyle w:val="Header"/>
     </w:pPr>
     <w:r/>
+  </w:p>
+</w:hdr>
+</file>
+
+<file path=word/header3.xml><?xml version="1.0" encoding="utf-8"?>
+<w:hdr xmlns:m="http://schemas.openxmlformats.org/officeDocument/2006/math" xmlns:mc="http://schemas.openxmlformats.org/markup-compatibility/2006" xmlns:mo="http://schemas.microsoft.com/office/mac/office/2008/main" xmlns:mv="urn:schemas-microsoft-com:mac:vml" xmlns:o="urn:schemas-microsoft-com:office:office" xmlns:r="http://schemas.openxmlformats.org/officeDocument/2006/relationships" xmlns:v="urn:schemas-microsoft-com:vml" xmlns:w10="urn:schemas-microsoft-com:office:word" xmlns:w14="http://schemas.microsoft.com/office/word/2010/wordml" xmlns:w="http://schemas.openxmlformats.org/wordprocessingml/2006/main" xmlns:wne="http://schemas.microsoft.com/office/word/2006/wordml" xmlns:wp14="http://schemas.microsoft.com/office/word/2010/wordprocessingDrawing" xmlns:wp="http://schemas.openxmlformats.org/drawingml/2006/wordprocessingDrawing" xmlns:wpc="http://schemas.microsoft.com/office/word/2010/wordprocessingCanvas" xmlns:wpg="http://schemas.microsoft.com/office/word/2010/wordprocessingGroup" xmlns:wpi="http://schemas.microsoft.com/office/word/2010/wordprocessingInk" xmlns:wps="http://schemas.microsoft.com/office/word/2010/wordprocessingShape" mc:Ignorable="w14 wp14">
+  <w:p>
+    <w:pPr>
+      <w:pStyle w:val="Header"/>
+    </w:pPr>
   </w:p>
 </w:hdr>
 </file>
